--- a/CMD.docx
+++ b/CMD.docx
@@ -1,6 +1,6 @@
 
 <file path=word/document.xml><?xml version="1.0" encoding="utf-8"?>
-<w:document xmlns:wpc="http://schemas.microsoft.com/office/word/2010/wordprocessingCanvas" xmlns:mc="http://schemas.openxmlformats.org/markup-compatibility/2006" xmlns:o="urn:schemas-microsoft-com:office:office" xmlns:r="http://schemas.openxmlformats.org/officeDocument/2006/relationships" xmlns:m="http://schemas.openxmlformats.org/officeDocument/2006/math" xmlns:v="urn:schemas-microsoft-com:vml" xmlns:wp14="http://schemas.microsoft.com/office/word/2010/wordprocessingDrawing" xmlns:wp="http://schemas.openxmlformats.org/drawingml/2006/wordprocessingDrawing" xmlns:w10="urn:schemas-microsoft-com:office:word" xmlns:w="http://schemas.openxmlformats.org/wordprocessingml/2006/main" xmlns:w14="http://schemas.microsoft.com/office/word/2010/wordml" xmlns:wpg="http://schemas.microsoft.com/office/word/2010/wordprocessingGroup" xmlns:wpi="http://schemas.microsoft.com/office/word/2010/wordprocessingInk" xmlns:wne="http://schemas.microsoft.com/office/word/2006/wordml" xmlns:wps="http://schemas.microsoft.com/office/word/2010/wordprocessingShape" mc:Ignorable="w14 wp14">
+<w:document xmlns:ve="http://schemas.openxmlformats.org/markup-compatibility/2006" xmlns:o="urn:schemas-microsoft-com:office:office" xmlns:r="http://schemas.openxmlformats.org/officeDocument/2006/relationships" xmlns:m="http://schemas.openxmlformats.org/officeDocument/2006/math" xmlns:v="urn:schemas-microsoft-com:vml" xmlns:wp="http://schemas.openxmlformats.org/drawingml/2006/wordprocessingDrawing" xmlns:w10="urn:schemas-microsoft-com:office:word" xmlns:w="http://schemas.openxmlformats.org/wordprocessingml/2006/main" xmlns:wne="http://schemas.microsoft.com/office/word/2006/wordml">
   <w:body>
     <w:tbl>
       <w:tblPr>
@@ -15,7 +15,7 @@
           <w:insideH w:val="none" w:sz="0" w:space="0" w:color="auto"/>
           <w:insideV w:val="none" w:sz="0" w:space="0" w:color="auto"/>
         </w:tblBorders>
-        <w:tblLook w:val="04A0" w:firstRow="1" w:lastRow="0" w:firstColumn="1" w:lastColumn="0" w:noHBand="0" w:noVBand="1"/>
+        <w:tblLook w:val="04A0"/>
       </w:tblPr>
       <w:tblGrid>
         <w:gridCol w:w="2347"/>
@@ -64,10 +64,10 @@
                           </pic:cNvPicPr>
                         </pic:nvPicPr>
                         <pic:blipFill>
-                          <a:blip r:embed="rId6">
+                          <a:blip r:embed="rId6" cstate="print">
                             <a:extLst>
                               <a:ext uri="{28A0092B-C50C-407E-A947-70E740481C1C}">
-                                <a14:useLocalDpi xmlns:a14="http://schemas.microsoft.com/office/drawing/2010/main" val="0"/>
+                                <a14:useLocalDpi xmlns:a14="http://schemas.microsoft.com/office/drawing/2010/main" xmlns:wps="http://schemas.microsoft.com/office/word/2010/wordprocessingShape" xmlns:wpi="http://schemas.microsoft.com/office/word/2010/wordprocessingInk" xmlns:wpg="http://schemas.microsoft.com/office/word/2010/wordprocessingGroup" xmlns:w14="http://schemas.microsoft.com/office/word/2010/wordml" xmlns:w="http://schemas.openxmlformats.org/wordprocessingml/2006/main" xmlns:w10="urn:schemas-microsoft-com:office:word" xmlns:wp14="http://schemas.microsoft.com/office/word/2010/wordprocessingDrawing" xmlns:v="urn:schemas-microsoft-com:vml" xmlns:o="urn:schemas-microsoft-com:office:office" xmlns:mc="http://schemas.openxmlformats.org/markup-compatibility/2006" xmlns:wpc="http://schemas.microsoft.com/office/word/2010/wordprocessingCanvas" xmlns="" val="0"/>
                               </a:ext>
                             </a:extLst>
                           </a:blip>
@@ -495,9 +495,1002 @@
     </w:p>
     <w:p>
       <w:pPr>
+        <w:spacing w:before="0" w:after="200"/>
+        <w:rPr>
+          <w:rFonts w:eastAsiaTheme="majorEastAsia" w:cstheme="majorBidi"/>
+          <w:b/>
+          <w:bCs/>
+          <w:sz w:val="40"/>
+          <w:szCs w:val="28"/>
+          <w:lang w:val="en-US"/>
+        </w:rPr>
+      </w:pPr>
+      <w:r>
+        <w:rPr>
+          <w:lang w:val="en-US"/>
+        </w:rPr>
+        <w:lastRenderedPageBreak/>
+        <w:br w:type="page"/>
+      </w:r>
+    </w:p>
+    <w:sdt>
+      <w:sdtPr>
+        <w:id w:val="209782"/>
+        <w:docPartObj>
+          <w:docPartGallery w:val="Table of Contents"/>
+          <w:docPartUnique/>
+        </w:docPartObj>
+      </w:sdtPr>
+      <w:sdtEndPr>
+        <w:rPr>
+          <w:rFonts w:ascii="Times New Roman" w:eastAsiaTheme="minorHAnsi" w:hAnsi="Times New Roman" w:cstheme="minorBidi"/>
+          <w:b w:val="0"/>
+          <w:bCs w:val="0"/>
+          <w:color w:val="auto"/>
+          <w:kern w:val="2"/>
+          <w:sz w:val="32"/>
+          <w:szCs w:val="24"/>
+        </w:rPr>
+      </w:sdtEndPr>
+      <w:sdtContent>
+        <w:p>
+          <w:pPr>
+            <w:pStyle w:val="a7"/>
+          </w:pPr>
+          <w:r>
+            <w:t>Оглавление</w:t>
+          </w:r>
+        </w:p>
+        <w:p>
+          <w:pPr>
+            <w:pStyle w:val="11"/>
+            <w:tabs>
+              <w:tab w:val="right" w:leader="dot" w:pos="9345"/>
+            </w:tabs>
+            <w:rPr>
+              <w:noProof/>
+            </w:rPr>
+          </w:pPr>
+          <w:r>
+            <w:fldChar w:fldCharType="begin"/>
+          </w:r>
+          <w:r>
+            <w:instrText xml:space="preserve"> TOC \o "1-3" \h \z \u </w:instrText>
+          </w:r>
+          <w:r>
+            <w:fldChar w:fldCharType="separate"/>
+          </w:r>
+          <w:hyperlink w:anchor="_Toc221031650" w:history="1">
+            <w:r>
+              <w:rPr>
+                <w:rStyle w:val="a8"/>
+                <w:noProof/>
+              </w:rPr>
+              <w:t>Лабораторная работа 1</w:t>
+            </w:r>
+            <w:r>
+              <w:rPr>
+                <w:noProof/>
+                <w:webHidden/>
+              </w:rPr>
+              <w:tab/>
+            </w:r>
+            <w:r>
+              <w:rPr>
+                <w:noProof/>
+                <w:webHidden/>
+              </w:rPr>
+              <w:fldChar w:fldCharType="begin"/>
+            </w:r>
+            <w:r>
+              <w:rPr>
+                <w:noProof/>
+                <w:webHidden/>
+              </w:rPr>
+              <w:instrText xml:space="preserve"> PAGEREF _Toc221031650 \h </w:instrText>
+            </w:r>
+            <w:r>
+              <w:rPr>
+                <w:noProof/>
+                <w:webHidden/>
+              </w:rPr>
+            </w:r>
+            <w:r>
+              <w:rPr>
+                <w:noProof/>
+                <w:webHidden/>
+              </w:rPr>
+              <w:fldChar w:fldCharType="separate"/>
+            </w:r>
+            <w:r>
+              <w:rPr>
+                <w:noProof/>
+                <w:webHidden/>
+              </w:rPr>
+              <w:t>3</w:t>
+            </w:r>
+            <w:r>
+              <w:rPr>
+                <w:noProof/>
+                <w:webHidden/>
+              </w:rPr>
+              <w:fldChar w:fldCharType="end"/>
+            </w:r>
+          </w:hyperlink>
+        </w:p>
+        <w:p>
+          <w:pPr>
+            <w:pStyle w:val="21"/>
+            <w:tabs>
+              <w:tab w:val="right" w:leader="dot" w:pos="9345"/>
+            </w:tabs>
+            <w:rPr>
+              <w:noProof/>
+            </w:rPr>
+          </w:pPr>
+          <w:hyperlink w:anchor="_Toc221031651" w:history="1">
+            <w:r>
+              <w:rPr>
+                <w:rStyle w:val="a8"/>
+                <w:noProof/>
+              </w:rPr>
+              <w:t>Задание 1</w:t>
+            </w:r>
+            <w:r>
+              <w:rPr>
+                <w:noProof/>
+                <w:webHidden/>
+              </w:rPr>
+              <w:tab/>
+            </w:r>
+            <w:r>
+              <w:rPr>
+                <w:noProof/>
+                <w:webHidden/>
+              </w:rPr>
+              <w:fldChar w:fldCharType="begin"/>
+            </w:r>
+            <w:r>
+              <w:rPr>
+                <w:noProof/>
+                <w:webHidden/>
+              </w:rPr>
+              <w:instrText xml:space="preserve"> PAGEREF _Toc221031651 \h </w:instrText>
+            </w:r>
+            <w:r>
+              <w:rPr>
+                <w:noProof/>
+                <w:webHidden/>
+              </w:rPr>
+            </w:r>
+            <w:r>
+              <w:rPr>
+                <w:noProof/>
+                <w:webHidden/>
+              </w:rPr>
+              <w:fldChar w:fldCharType="separate"/>
+            </w:r>
+            <w:r>
+              <w:rPr>
+                <w:noProof/>
+                <w:webHidden/>
+              </w:rPr>
+              <w:t>3</w:t>
+            </w:r>
+            <w:r>
+              <w:rPr>
+                <w:noProof/>
+                <w:webHidden/>
+              </w:rPr>
+              <w:fldChar w:fldCharType="end"/>
+            </w:r>
+          </w:hyperlink>
+        </w:p>
+        <w:p>
+          <w:pPr>
+            <w:pStyle w:val="21"/>
+            <w:tabs>
+              <w:tab w:val="right" w:leader="dot" w:pos="9345"/>
+            </w:tabs>
+            <w:rPr>
+              <w:noProof/>
+            </w:rPr>
+          </w:pPr>
+          <w:hyperlink w:anchor="_Toc221031652" w:history="1">
+            <w:r>
+              <w:rPr>
+                <w:rStyle w:val="a8"/>
+                <w:noProof/>
+              </w:rPr>
+              <w:t>Задание 2</w:t>
+            </w:r>
+            <w:r>
+              <w:rPr>
+                <w:noProof/>
+                <w:webHidden/>
+              </w:rPr>
+              <w:tab/>
+            </w:r>
+            <w:r>
+              <w:rPr>
+                <w:noProof/>
+                <w:webHidden/>
+              </w:rPr>
+              <w:fldChar w:fldCharType="begin"/>
+            </w:r>
+            <w:r>
+              <w:rPr>
+                <w:noProof/>
+                <w:webHidden/>
+              </w:rPr>
+              <w:instrText xml:space="preserve"> PAGEREF _Toc221031652 \h </w:instrText>
+            </w:r>
+            <w:r>
+              <w:rPr>
+                <w:noProof/>
+                <w:webHidden/>
+              </w:rPr>
+            </w:r>
+            <w:r>
+              <w:rPr>
+                <w:noProof/>
+                <w:webHidden/>
+              </w:rPr>
+              <w:fldChar w:fldCharType="separate"/>
+            </w:r>
+            <w:r>
+              <w:rPr>
+                <w:noProof/>
+                <w:webHidden/>
+              </w:rPr>
+              <w:t>5</w:t>
+            </w:r>
+            <w:r>
+              <w:rPr>
+                <w:noProof/>
+                <w:webHidden/>
+              </w:rPr>
+              <w:fldChar w:fldCharType="end"/>
+            </w:r>
+          </w:hyperlink>
+        </w:p>
+        <w:p>
+          <w:pPr>
+            <w:pStyle w:val="21"/>
+            <w:tabs>
+              <w:tab w:val="right" w:leader="dot" w:pos="9345"/>
+            </w:tabs>
+            <w:rPr>
+              <w:noProof/>
+            </w:rPr>
+          </w:pPr>
+          <w:hyperlink w:anchor="_Toc221031653" w:history="1">
+            <w:r>
+              <w:rPr>
+                <w:rStyle w:val="a8"/>
+                <w:noProof/>
+              </w:rPr>
+              <w:t>Задание 3</w:t>
+            </w:r>
+            <w:r>
+              <w:rPr>
+                <w:noProof/>
+                <w:webHidden/>
+              </w:rPr>
+              <w:tab/>
+            </w:r>
+            <w:r>
+              <w:rPr>
+                <w:noProof/>
+                <w:webHidden/>
+              </w:rPr>
+              <w:fldChar w:fldCharType="begin"/>
+            </w:r>
+            <w:r>
+              <w:rPr>
+                <w:noProof/>
+                <w:webHidden/>
+              </w:rPr>
+              <w:instrText xml:space="preserve"> PAGEREF _Toc221031653 \h </w:instrText>
+            </w:r>
+            <w:r>
+              <w:rPr>
+                <w:noProof/>
+                <w:webHidden/>
+              </w:rPr>
+            </w:r>
+            <w:r>
+              <w:rPr>
+                <w:noProof/>
+                <w:webHidden/>
+              </w:rPr>
+              <w:fldChar w:fldCharType="separate"/>
+            </w:r>
+            <w:r>
+              <w:rPr>
+                <w:noProof/>
+                <w:webHidden/>
+              </w:rPr>
+              <w:t>5</w:t>
+            </w:r>
+            <w:r>
+              <w:rPr>
+                <w:noProof/>
+                <w:webHidden/>
+              </w:rPr>
+              <w:fldChar w:fldCharType="end"/>
+            </w:r>
+          </w:hyperlink>
+        </w:p>
+        <w:p>
+          <w:pPr>
+            <w:pStyle w:val="21"/>
+            <w:tabs>
+              <w:tab w:val="right" w:leader="dot" w:pos="9345"/>
+            </w:tabs>
+            <w:rPr>
+              <w:noProof/>
+            </w:rPr>
+          </w:pPr>
+          <w:hyperlink w:anchor="_Toc221031654" w:history="1">
+            <w:r>
+              <w:rPr>
+                <w:rStyle w:val="a8"/>
+                <w:noProof/>
+              </w:rPr>
+              <w:t>Задание 4</w:t>
+            </w:r>
+            <w:r>
+              <w:rPr>
+                <w:noProof/>
+                <w:webHidden/>
+              </w:rPr>
+              <w:tab/>
+            </w:r>
+            <w:r>
+              <w:rPr>
+                <w:noProof/>
+                <w:webHidden/>
+              </w:rPr>
+              <w:fldChar w:fldCharType="begin"/>
+            </w:r>
+            <w:r>
+              <w:rPr>
+                <w:noProof/>
+                <w:webHidden/>
+              </w:rPr>
+              <w:instrText xml:space="preserve"> PAGEREF _Toc221031654 \h </w:instrText>
+            </w:r>
+            <w:r>
+              <w:rPr>
+                <w:noProof/>
+                <w:webHidden/>
+              </w:rPr>
+            </w:r>
+            <w:r>
+              <w:rPr>
+                <w:noProof/>
+                <w:webHidden/>
+              </w:rPr>
+              <w:fldChar w:fldCharType="separate"/>
+            </w:r>
+            <w:r>
+              <w:rPr>
+                <w:noProof/>
+                <w:webHidden/>
+              </w:rPr>
+              <w:t>7</w:t>
+            </w:r>
+            <w:r>
+              <w:rPr>
+                <w:noProof/>
+                <w:webHidden/>
+              </w:rPr>
+              <w:fldChar w:fldCharType="end"/>
+            </w:r>
+          </w:hyperlink>
+        </w:p>
+        <w:p>
+          <w:pPr>
+            <w:pStyle w:val="21"/>
+            <w:tabs>
+              <w:tab w:val="right" w:leader="dot" w:pos="9345"/>
+            </w:tabs>
+            <w:rPr>
+              <w:noProof/>
+            </w:rPr>
+          </w:pPr>
+          <w:hyperlink w:anchor="_Toc221031655" w:history="1">
+            <w:r>
+              <w:rPr>
+                <w:rStyle w:val="a8"/>
+                <w:rFonts w:eastAsia="Arial"/>
+                <w:noProof/>
+              </w:rPr>
+              <w:t>Задание 5</w:t>
+            </w:r>
+            <w:r>
+              <w:rPr>
+                <w:noProof/>
+                <w:webHidden/>
+              </w:rPr>
+              <w:tab/>
+            </w:r>
+            <w:r>
+              <w:rPr>
+                <w:noProof/>
+                <w:webHidden/>
+              </w:rPr>
+              <w:fldChar w:fldCharType="begin"/>
+            </w:r>
+            <w:r>
+              <w:rPr>
+                <w:noProof/>
+                <w:webHidden/>
+              </w:rPr>
+              <w:instrText xml:space="preserve"> PAGEREF _Toc221031655 \h </w:instrText>
+            </w:r>
+            <w:r>
+              <w:rPr>
+                <w:noProof/>
+                <w:webHidden/>
+              </w:rPr>
+            </w:r>
+            <w:r>
+              <w:rPr>
+                <w:noProof/>
+                <w:webHidden/>
+              </w:rPr>
+              <w:fldChar w:fldCharType="separate"/>
+            </w:r>
+            <w:r>
+              <w:rPr>
+                <w:noProof/>
+                <w:webHidden/>
+              </w:rPr>
+              <w:t>9</w:t>
+            </w:r>
+            <w:r>
+              <w:rPr>
+                <w:noProof/>
+                <w:webHidden/>
+              </w:rPr>
+              <w:fldChar w:fldCharType="end"/>
+            </w:r>
+          </w:hyperlink>
+        </w:p>
+        <w:p>
+          <w:pPr>
+            <w:pStyle w:val="21"/>
+            <w:tabs>
+              <w:tab w:val="right" w:leader="dot" w:pos="9345"/>
+            </w:tabs>
+            <w:rPr>
+              <w:noProof/>
+            </w:rPr>
+          </w:pPr>
+          <w:hyperlink w:anchor="_Toc221031656" w:history="1">
+            <w:r>
+              <w:rPr>
+                <w:rStyle w:val="a8"/>
+                <w:noProof/>
+              </w:rPr>
+              <w:t>Задание 6</w:t>
+            </w:r>
+            <w:r>
+              <w:rPr>
+                <w:noProof/>
+                <w:webHidden/>
+              </w:rPr>
+              <w:tab/>
+            </w:r>
+            <w:r>
+              <w:rPr>
+                <w:noProof/>
+                <w:webHidden/>
+              </w:rPr>
+              <w:fldChar w:fldCharType="begin"/>
+            </w:r>
+            <w:r>
+              <w:rPr>
+                <w:noProof/>
+                <w:webHidden/>
+              </w:rPr>
+              <w:instrText xml:space="preserve"> PAGEREF _Toc221031656 \h </w:instrText>
+            </w:r>
+            <w:r>
+              <w:rPr>
+                <w:noProof/>
+                <w:webHidden/>
+              </w:rPr>
+            </w:r>
+            <w:r>
+              <w:rPr>
+                <w:noProof/>
+                <w:webHidden/>
+              </w:rPr>
+              <w:fldChar w:fldCharType="separate"/>
+            </w:r>
+            <w:r>
+              <w:rPr>
+                <w:noProof/>
+                <w:webHidden/>
+              </w:rPr>
+              <w:t>12</w:t>
+            </w:r>
+            <w:r>
+              <w:rPr>
+                <w:noProof/>
+                <w:webHidden/>
+              </w:rPr>
+              <w:fldChar w:fldCharType="end"/>
+            </w:r>
+          </w:hyperlink>
+        </w:p>
+        <w:p>
+          <w:pPr>
+            <w:pStyle w:val="21"/>
+            <w:tabs>
+              <w:tab w:val="right" w:leader="dot" w:pos="9345"/>
+            </w:tabs>
+            <w:rPr>
+              <w:noProof/>
+            </w:rPr>
+          </w:pPr>
+          <w:hyperlink w:anchor="_Toc221031657" w:history="1">
+            <w:r>
+              <w:rPr>
+                <w:rStyle w:val="a8"/>
+                <w:noProof/>
+              </w:rPr>
+              <w:t xml:space="preserve">Задание </w:t>
+            </w:r>
+            <w:r>
+              <w:rPr>
+                <w:rStyle w:val="a8"/>
+                <w:noProof/>
+                <w:lang w:val="en-US"/>
+              </w:rPr>
+              <w:t>7</w:t>
+            </w:r>
+            <w:r>
+              <w:rPr>
+                <w:noProof/>
+                <w:webHidden/>
+              </w:rPr>
+              <w:tab/>
+            </w:r>
+            <w:r>
+              <w:rPr>
+                <w:noProof/>
+                <w:webHidden/>
+              </w:rPr>
+              <w:fldChar w:fldCharType="begin"/>
+            </w:r>
+            <w:r>
+              <w:rPr>
+                <w:noProof/>
+                <w:webHidden/>
+              </w:rPr>
+              <w:instrText xml:space="preserve"> PAGEREF _Toc221031657 \h </w:instrText>
+            </w:r>
+            <w:r>
+              <w:rPr>
+                <w:noProof/>
+                <w:webHidden/>
+              </w:rPr>
+            </w:r>
+            <w:r>
+              <w:rPr>
+                <w:noProof/>
+                <w:webHidden/>
+              </w:rPr>
+              <w:fldChar w:fldCharType="separate"/>
+            </w:r>
+            <w:r>
+              <w:rPr>
+                <w:noProof/>
+                <w:webHidden/>
+              </w:rPr>
+              <w:t>13</w:t>
+            </w:r>
+            <w:r>
+              <w:rPr>
+                <w:noProof/>
+                <w:webHidden/>
+              </w:rPr>
+              <w:fldChar w:fldCharType="end"/>
+            </w:r>
+          </w:hyperlink>
+        </w:p>
+        <w:p>
+          <w:pPr>
+            <w:pStyle w:val="21"/>
+            <w:tabs>
+              <w:tab w:val="right" w:leader="dot" w:pos="9345"/>
+            </w:tabs>
+            <w:rPr>
+              <w:noProof/>
+            </w:rPr>
+          </w:pPr>
+          <w:hyperlink w:anchor="_Toc221031658" w:history="1">
+            <w:r>
+              <w:rPr>
+                <w:rStyle w:val="a8"/>
+                <w:noProof/>
+              </w:rPr>
+              <w:t>Задание 8</w:t>
+            </w:r>
+            <w:r>
+              <w:rPr>
+                <w:noProof/>
+                <w:webHidden/>
+              </w:rPr>
+              <w:tab/>
+            </w:r>
+            <w:r>
+              <w:rPr>
+                <w:noProof/>
+                <w:webHidden/>
+              </w:rPr>
+              <w:fldChar w:fldCharType="begin"/>
+            </w:r>
+            <w:r>
+              <w:rPr>
+                <w:noProof/>
+                <w:webHidden/>
+              </w:rPr>
+              <w:instrText xml:space="preserve"> PAGEREF _Toc221031658 \h </w:instrText>
+            </w:r>
+            <w:r>
+              <w:rPr>
+                <w:noProof/>
+                <w:webHidden/>
+              </w:rPr>
+            </w:r>
+            <w:r>
+              <w:rPr>
+                <w:noProof/>
+                <w:webHidden/>
+              </w:rPr>
+              <w:fldChar w:fldCharType="separate"/>
+            </w:r>
+            <w:r>
+              <w:rPr>
+                <w:noProof/>
+                <w:webHidden/>
+              </w:rPr>
+              <w:t>14</w:t>
+            </w:r>
+            <w:r>
+              <w:rPr>
+                <w:noProof/>
+                <w:webHidden/>
+              </w:rPr>
+              <w:fldChar w:fldCharType="end"/>
+            </w:r>
+          </w:hyperlink>
+        </w:p>
+        <w:p>
+          <w:pPr>
+            <w:pStyle w:val="21"/>
+            <w:tabs>
+              <w:tab w:val="right" w:leader="dot" w:pos="9345"/>
+            </w:tabs>
+            <w:rPr>
+              <w:noProof/>
+            </w:rPr>
+          </w:pPr>
+          <w:hyperlink w:anchor="_Toc221031659" w:history="1">
+            <w:r>
+              <w:rPr>
+                <w:rStyle w:val="a8"/>
+                <w:noProof/>
+              </w:rPr>
+              <w:t>Задание 9</w:t>
+            </w:r>
+            <w:r>
+              <w:rPr>
+                <w:noProof/>
+                <w:webHidden/>
+              </w:rPr>
+              <w:tab/>
+            </w:r>
+            <w:r>
+              <w:rPr>
+                <w:noProof/>
+                <w:webHidden/>
+              </w:rPr>
+              <w:fldChar w:fldCharType="begin"/>
+            </w:r>
+            <w:r>
+              <w:rPr>
+                <w:noProof/>
+                <w:webHidden/>
+              </w:rPr>
+              <w:instrText xml:space="preserve"> PAGEREF _Toc221031659 \h </w:instrText>
+            </w:r>
+            <w:r>
+              <w:rPr>
+                <w:noProof/>
+                <w:webHidden/>
+              </w:rPr>
+            </w:r>
+            <w:r>
+              <w:rPr>
+                <w:noProof/>
+                <w:webHidden/>
+              </w:rPr>
+              <w:fldChar w:fldCharType="separate"/>
+            </w:r>
+            <w:r>
+              <w:rPr>
+                <w:noProof/>
+                <w:webHidden/>
+              </w:rPr>
+              <w:t>15</w:t>
+            </w:r>
+            <w:r>
+              <w:rPr>
+                <w:noProof/>
+                <w:webHidden/>
+              </w:rPr>
+              <w:fldChar w:fldCharType="end"/>
+            </w:r>
+          </w:hyperlink>
+        </w:p>
+        <w:p>
+          <w:pPr>
+            <w:pStyle w:val="21"/>
+            <w:tabs>
+              <w:tab w:val="right" w:leader="dot" w:pos="9345"/>
+            </w:tabs>
+            <w:rPr>
+              <w:noProof/>
+            </w:rPr>
+          </w:pPr>
+          <w:hyperlink w:anchor="_Toc221031660" w:history="1">
+            <w:r>
+              <w:rPr>
+                <w:rStyle w:val="a8"/>
+                <w:noProof/>
+              </w:rPr>
+              <w:t>Задание 10</w:t>
+            </w:r>
+            <w:r>
+              <w:rPr>
+                <w:noProof/>
+                <w:webHidden/>
+              </w:rPr>
+              <w:tab/>
+            </w:r>
+            <w:r>
+              <w:rPr>
+                <w:noProof/>
+                <w:webHidden/>
+              </w:rPr>
+              <w:fldChar w:fldCharType="begin"/>
+            </w:r>
+            <w:r>
+              <w:rPr>
+                <w:noProof/>
+                <w:webHidden/>
+              </w:rPr>
+              <w:instrText xml:space="preserve"> PAGEREF _Toc221031660 \h </w:instrText>
+            </w:r>
+            <w:r>
+              <w:rPr>
+                <w:noProof/>
+                <w:webHidden/>
+              </w:rPr>
+            </w:r>
+            <w:r>
+              <w:rPr>
+                <w:noProof/>
+                <w:webHidden/>
+              </w:rPr>
+              <w:fldChar w:fldCharType="separate"/>
+            </w:r>
+            <w:r>
+              <w:rPr>
+                <w:noProof/>
+                <w:webHidden/>
+              </w:rPr>
+              <w:t>16</w:t>
+            </w:r>
+            <w:r>
+              <w:rPr>
+                <w:noProof/>
+                <w:webHidden/>
+              </w:rPr>
+              <w:fldChar w:fldCharType="end"/>
+            </w:r>
+          </w:hyperlink>
+        </w:p>
+        <w:p>
+          <w:pPr>
+            <w:pStyle w:val="21"/>
+            <w:tabs>
+              <w:tab w:val="right" w:leader="dot" w:pos="9345"/>
+            </w:tabs>
+            <w:rPr>
+              <w:noProof/>
+            </w:rPr>
+          </w:pPr>
+          <w:hyperlink w:anchor="_Toc221031661" w:history="1">
+            <w:r>
+              <w:rPr>
+                <w:rStyle w:val="a8"/>
+                <w:noProof/>
+              </w:rPr>
+              <w:t>Задание 11</w:t>
+            </w:r>
+            <w:r>
+              <w:rPr>
+                <w:noProof/>
+                <w:webHidden/>
+              </w:rPr>
+              <w:tab/>
+            </w:r>
+            <w:r>
+              <w:rPr>
+                <w:noProof/>
+                <w:webHidden/>
+              </w:rPr>
+              <w:fldChar w:fldCharType="begin"/>
+            </w:r>
+            <w:r>
+              <w:rPr>
+                <w:noProof/>
+                <w:webHidden/>
+              </w:rPr>
+              <w:instrText xml:space="preserve"> PAGEREF _Toc221031661 \h </w:instrText>
+            </w:r>
+            <w:r>
+              <w:rPr>
+                <w:noProof/>
+                <w:webHidden/>
+              </w:rPr>
+            </w:r>
+            <w:r>
+              <w:rPr>
+                <w:noProof/>
+                <w:webHidden/>
+              </w:rPr>
+              <w:fldChar w:fldCharType="separate"/>
+            </w:r>
+            <w:r>
+              <w:rPr>
+                <w:noProof/>
+                <w:webHidden/>
+              </w:rPr>
+              <w:t>18</w:t>
+            </w:r>
+            <w:r>
+              <w:rPr>
+                <w:noProof/>
+                <w:webHidden/>
+              </w:rPr>
+              <w:fldChar w:fldCharType="end"/>
+            </w:r>
+          </w:hyperlink>
+        </w:p>
+        <w:p>
+          <w:pPr>
+            <w:pStyle w:val="21"/>
+            <w:tabs>
+              <w:tab w:val="right" w:leader="dot" w:pos="9345"/>
+            </w:tabs>
+            <w:rPr>
+              <w:noProof/>
+            </w:rPr>
+          </w:pPr>
+          <w:hyperlink w:anchor="_Toc221031662" w:history="1">
+            <w:r>
+              <w:rPr>
+                <w:rStyle w:val="a8"/>
+                <w:noProof/>
+              </w:rPr>
+              <w:t>Задание 12</w:t>
+            </w:r>
+            <w:r>
+              <w:rPr>
+                <w:noProof/>
+                <w:webHidden/>
+              </w:rPr>
+              <w:tab/>
+            </w:r>
+            <w:r>
+              <w:rPr>
+                <w:noProof/>
+                <w:webHidden/>
+              </w:rPr>
+              <w:fldChar w:fldCharType="begin"/>
+            </w:r>
+            <w:r>
+              <w:rPr>
+                <w:noProof/>
+                <w:webHidden/>
+              </w:rPr>
+              <w:instrText xml:space="preserve"> PAGEREF _Toc221031662 \h </w:instrText>
+            </w:r>
+            <w:r>
+              <w:rPr>
+                <w:noProof/>
+                <w:webHidden/>
+              </w:rPr>
+            </w:r>
+            <w:r>
+              <w:rPr>
+                <w:noProof/>
+                <w:webHidden/>
+              </w:rPr>
+              <w:fldChar w:fldCharType="separate"/>
+            </w:r>
+            <w:r>
+              <w:rPr>
+                <w:noProof/>
+                <w:webHidden/>
+              </w:rPr>
+              <w:t>20</w:t>
+            </w:r>
+            <w:r>
+              <w:rPr>
+                <w:noProof/>
+                <w:webHidden/>
+              </w:rPr>
+              <w:fldChar w:fldCharType="end"/>
+            </w:r>
+          </w:hyperlink>
+        </w:p>
+        <w:p>
+          <w:r>
+            <w:fldChar w:fldCharType="end"/>
+          </w:r>
+        </w:p>
+      </w:sdtContent>
+    </w:sdt>
+    <w:p>
+      <w:pPr>
+        <w:spacing w:before="0" w:after="200"/>
+        <w:rPr>
+          <w:rFonts w:eastAsiaTheme="majorEastAsia" w:cstheme="majorBidi"/>
+          <w:b/>
+          <w:bCs/>
+          <w:sz w:val="40"/>
+          <w:szCs w:val="28"/>
+          <w:lang w:val="en-US"/>
+        </w:rPr>
+      </w:pPr>
+    </w:p>
+    <w:p>
+      <w:pPr>
         <w:pStyle w:val="1"/>
         <w:ind w:firstLine="709"/>
       </w:pPr>
+      <w:bookmarkStart w:id="0" w:name="_Toc221031650"/>
+    </w:p>
+    <w:p>
+      <w:pPr>
+        <w:rPr>
+          <w:rFonts w:eastAsiaTheme="majorEastAsia" w:cstheme="majorBidi"/>
+          <w:sz w:val="40"/>
+          <w:szCs w:val="28"/>
+          <w:lang w:val="en-US"/>
+        </w:rPr>
+      </w:pPr>
+      <w:r>
+        <w:br w:type="page"/>
+      </w:r>
+    </w:p>
+    <w:p>
+      <w:pPr>
+        <w:pStyle w:val="1"/>
+        <w:ind w:firstLine="709"/>
+        <w:rPr>
+          <w:lang w:val="en-US"/>
+        </w:rPr>
+      </w:pPr>
       <w:r>
         <w:lastRenderedPageBreak/>
         <w:t>Лабораторная</w:t>
@@ -505,14 +1498,17 @@
       <w:r>
         <w:t xml:space="preserve"> работа 1</w:t>
       </w:r>
+      <w:bookmarkEnd w:id="0"/>
     </w:p>
     <w:p>
       <w:pPr>
         <w:pStyle w:val="2"/>
       </w:pPr>
+      <w:bookmarkStart w:id="1" w:name="_Toc221031651"/>
       <w:r>
         <w:t>Задание 1</w:t>
       </w:r>
+      <w:bookmarkEnd w:id="1"/>
     </w:p>
     <w:p>
       <w:pPr>
@@ -524,7 +1520,7 @@
           <w:lang w:eastAsia="ru-RU"/>
         </w:rPr>
         <w:drawing>
-          <wp:inline distT="0" distB="0" distL="0" distR="0" wp14:anchorId="133DDB73" wp14:editId="09397A03">
+          <wp:inline distT="0" distB="0" distL="0" distR="0">
             <wp:extent cx="6156509" cy="1765005"/>
             <wp:effectExtent l="0" t="0" r="0" b="6985"/>
             <wp:docPr id="3" name="Рисунок 3"/>
@@ -539,7 +1535,7 @@
                     <pic:cNvPicPr/>
                   </pic:nvPicPr>
                   <pic:blipFill rotWithShape="1">
-                    <a:blip r:embed="rId7"/>
+                    <a:blip r:embed="rId7" cstate="print"/>
                     <a:srcRect l="2508" t="3503" r="45005" b="69745"/>
                     <a:stretch/>
                   </pic:blipFill>
@@ -556,7 +1552,7 @@
                     </a:ln>
                     <a:extLst>
                       <a:ext uri="{53640926-AAD7-44D8-BBD7-CCE9431645EC}">
-                        <a14:shadowObscured xmlns:a14="http://schemas.microsoft.com/office/drawing/2010/main"/>
+                        <a14:shadowObscured xmlns:a14="http://schemas.microsoft.com/office/drawing/2010/main" xmlns:wps="http://schemas.microsoft.com/office/word/2010/wordprocessingShape" xmlns:wpi="http://schemas.microsoft.com/office/word/2010/wordprocessingInk" xmlns:wpg="http://schemas.microsoft.com/office/word/2010/wordprocessingGroup" xmlns:w14="http://schemas.microsoft.com/office/word/2010/wordml" xmlns:w="http://schemas.openxmlformats.org/wordprocessingml/2006/main" xmlns:w10="urn:schemas-microsoft-com:office:word" xmlns:wp14="http://schemas.microsoft.com/office/word/2010/wordprocessingDrawing" xmlns:v="urn:schemas-microsoft-com:vml" xmlns:o="urn:schemas-microsoft-com:office:office" xmlns:mc="http://schemas.openxmlformats.org/markup-compatibility/2006" xmlns:wpc="http://schemas.microsoft.com/office/word/2010/wordprocessingCanvas" xmlns=""/>
                       </a:ext>
                     </a:extLst>
                   </pic:spPr>
@@ -568,14 +1564,6 @@
       </w:r>
     </w:p>
     <w:p>
-      <w:pPr>
-        <w:pStyle w:val="2"/>
-      </w:pPr>
-      <w:r>
-        <w:t>Задание 1</w:t>
-      </w:r>
-    </w:p>
-    <w:p>
       <w:r>
         <w:t xml:space="preserve">Вызываем команду </w:t>
       </w:r>
@@ -588,28 +1576,24 @@
       <w:r>
         <w:t xml:space="preserve"> </w:t>
       </w:r>
-      <w:proofErr w:type="spellStart"/>
       <w:r>
         <w:rPr>
           <w:lang w:val="en-US"/>
         </w:rPr>
         <w:t>dir</w:t>
       </w:r>
-      <w:proofErr w:type="spellEnd"/>
       <w:r>
         <w:t xml:space="preserve"> </w:t>
       </w:r>
       <w:r>
         <w:t xml:space="preserve"> по описанному способу, для изучения команды </w:t>
       </w:r>
-      <w:proofErr w:type="spellStart"/>
       <w:r>
         <w:rPr>
           <w:lang w:val="en-US"/>
         </w:rPr>
         <w:t>dir</w:t>
       </w:r>
-      <w:proofErr w:type="spellEnd"/>
       <w:r>
         <w:t>.</w:t>
       </w:r>
@@ -642,7 +1626,7 @@
                     <a:blip r:embed="rId8" cstate="print">
                       <a:extLst>
                         <a:ext uri="{28A0092B-C50C-407E-A947-70E740481C1C}">
-                          <a14:useLocalDpi xmlns:a14="http://schemas.microsoft.com/office/drawing/2010/main" val="0"/>
+                          <a14:useLocalDpi xmlns:a14="http://schemas.microsoft.com/office/drawing/2010/main" xmlns:wps="http://schemas.microsoft.com/office/word/2010/wordprocessingShape" xmlns:wpi="http://schemas.microsoft.com/office/word/2010/wordprocessingInk" xmlns:wpg="http://schemas.microsoft.com/office/word/2010/wordprocessingGroup" xmlns:w14="http://schemas.microsoft.com/office/word/2010/wordml" xmlns:w="http://schemas.openxmlformats.org/wordprocessingml/2006/main" xmlns:w10="urn:schemas-microsoft-com:office:word" xmlns:wp14="http://schemas.microsoft.com/office/word/2010/wordprocessingDrawing" xmlns:v="urn:schemas-microsoft-com:vml" xmlns:o="urn:schemas-microsoft-com:office:office" xmlns:mc="http://schemas.openxmlformats.org/markup-compatibility/2006" xmlns:wpc="http://schemas.microsoft.com/office/word/2010/wordprocessingCanvas" xmlns="" val="0"/>
                         </a:ext>
                       </a:extLst>
                     </a:blip>
@@ -662,7 +1646,7 @@
                     </a:ln>
                     <a:extLst>
                       <a:ext uri="{53640926-AAD7-44D8-BBD7-CCE9431645EC}">
-                        <a14:shadowObscured xmlns:a14="http://schemas.microsoft.com/office/drawing/2010/main"/>
+                        <a14:shadowObscured xmlns:a14="http://schemas.microsoft.com/office/drawing/2010/main" xmlns:wps="http://schemas.microsoft.com/office/word/2010/wordprocessingShape" xmlns:wpi="http://schemas.microsoft.com/office/word/2010/wordprocessingInk" xmlns:wpg="http://schemas.microsoft.com/office/word/2010/wordprocessingGroup" xmlns:w14="http://schemas.microsoft.com/office/word/2010/wordml" xmlns:w="http://schemas.openxmlformats.org/wordprocessingml/2006/main" xmlns:w10="urn:schemas-microsoft-com:office:word" xmlns:wp14="http://schemas.microsoft.com/office/word/2010/wordprocessingDrawing" xmlns:v="urn:schemas-microsoft-com:vml" xmlns:o="urn:schemas-microsoft-com:office:office" xmlns:mc="http://schemas.openxmlformats.org/markup-compatibility/2006" xmlns:wpc="http://schemas.microsoft.com/office/word/2010/wordprocessingCanvas" xmlns=""/>
                       </a:ext>
                     </a:extLst>
                   </pic:spPr>
@@ -683,7 +1667,7 @@
           <w:lang w:eastAsia="ru-RU"/>
         </w:rPr>
         <w:drawing>
-          <wp:inline distT="0" distB="0" distL="0" distR="0" wp14:anchorId="56DC3C3F" wp14:editId="5A001946">
+          <wp:inline distT="0" distB="0" distL="0" distR="0">
             <wp:extent cx="3903992" cy="1286540"/>
             <wp:effectExtent l="0" t="0" r="1270" b="8890"/>
             <wp:docPr id="5" name="Рисунок 5"/>
@@ -698,7 +1682,7 @@
                     <pic:cNvPicPr/>
                   </pic:nvPicPr>
                   <pic:blipFill rotWithShape="1">
-                    <a:blip r:embed="rId9"/>
+                    <a:blip r:embed="rId9" cstate="print"/>
                     <a:srcRect l="8402" t="31941" r="61421" b="50746"/>
                     <a:stretch/>
                   </pic:blipFill>
@@ -715,7 +1699,7 @@
                     </a:ln>
                     <a:extLst>
                       <a:ext uri="{53640926-AAD7-44D8-BBD7-CCE9431645EC}">
-                        <a14:shadowObscured xmlns:a14="http://schemas.microsoft.com/office/drawing/2010/main"/>
+                        <a14:shadowObscured xmlns:a14="http://schemas.microsoft.com/office/drawing/2010/main" xmlns:wps="http://schemas.microsoft.com/office/word/2010/wordprocessingShape" xmlns:wpi="http://schemas.microsoft.com/office/word/2010/wordprocessingInk" xmlns:wpg="http://schemas.microsoft.com/office/word/2010/wordprocessingGroup" xmlns:w14="http://schemas.microsoft.com/office/word/2010/wordml" xmlns:w="http://schemas.openxmlformats.org/wordprocessingml/2006/main" xmlns:w10="urn:schemas-microsoft-com:office:word" xmlns:wp14="http://schemas.microsoft.com/office/word/2010/wordprocessingDrawing" xmlns:v="urn:schemas-microsoft-com:vml" xmlns:o="urn:schemas-microsoft-com:office:office" xmlns:mc="http://schemas.openxmlformats.org/markup-compatibility/2006" xmlns:wpc="http://schemas.microsoft.com/office/word/2010/wordprocessingCanvas" xmlns=""/>
                       </a:ext>
                     </a:extLst>
                   </pic:spPr>
@@ -732,7 +1716,7 @@
         <w:tblpPr w:leftFromText="180" w:rightFromText="180" w:vertAnchor="text" w:horzAnchor="margin" w:tblpY="278"/>
         <w:tblW w:w="0" w:type="auto"/>
         <w:tblInd w:w="0" w:type="dxa"/>
-        <w:tblLook w:val="04A0" w:firstRow="1" w:lastRow="0" w:firstColumn="1" w:lastColumn="0" w:noHBand="0" w:noVBand="1"/>
+        <w:tblLook w:val="04A0"/>
       </w:tblPr>
       <w:tblGrid>
         <w:gridCol w:w="4785"/>
@@ -753,7 +1737,6 @@
               <w:rPr>
                 <w:b/>
               </w:rPr>
-              <w:lastRenderedPageBreak/>
               <w:t>Клавиша</w:t>
             </w:r>
           </w:p>
@@ -787,6 +1770,7 @@
               <w:rPr>
                 <w:rFonts w:ascii="Arial Unicode MS" w:eastAsia="Arial Unicode MS" w:hAnsi="Arial Unicode MS" w:cs="Arial Unicode MS"/>
               </w:rPr>
+              <w:lastRenderedPageBreak/>
               <w:t>↑ ↓</w:t>
             </w:r>
           </w:p>
@@ -940,7 +1924,7 @@
           <w:lang w:eastAsia="ru-RU"/>
         </w:rPr>
         <w:drawing>
-          <wp:inline distT="0" distB="0" distL="0" distR="0" wp14:anchorId="308464FD" wp14:editId="6F97066B">
+          <wp:inline distT="0" distB="0" distL="0" distR="0">
             <wp:extent cx="5935397" cy="3157870"/>
             <wp:effectExtent l="0" t="0" r="8255" b="4445"/>
             <wp:docPr id="7" name="Рисунок 7"/>
@@ -955,7 +1939,7 @@
                     <pic:cNvPicPr/>
                   </pic:nvPicPr>
                   <pic:blipFill rotWithShape="1">
-                    <a:blip r:embed="rId10"/>
+                    <a:blip r:embed="rId10" cstate="print"/>
                     <a:srcRect b="5414"/>
                     <a:stretch/>
                   </pic:blipFill>
@@ -972,7 +1956,7 @@
                     </a:ln>
                     <a:extLst>
                       <a:ext uri="{53640926-AAD7-44D8-BBD7-CCE9431645EC}">
-                        <a14:shadowObscured xmlns:a14="http://schemas.microsoft.com/office/drawing/2010/main"/>
+                        <a14:shadowObscured xmlns:a14="http://schemas.microsoft.com/office/drawing/2010/main" xmlns:wps="http://schemas.microsoft.com/office/word/2010/wordprocessingShape" xmlns:wpi="http://schemas.microsoft.com/office/word/2010/wordprocessingInk" xmlns:wpg="http://schemas.microsoft.com/office/word/2010/wordprocessingGroup" xmlns:w14="http://schemas.microsoft.com/office/word/2010/wordml" xmlns:w="http://schemas.openxmlformats.org/wordprocessingml/2006/main" xmlns:w10="urn:schemas-microsoft-com:office:word" xmlns:wp14="http://schemas.microsoft.com/office/word/2010/wordprocessingDrawing" xmlns:v="urn:schemas-microsoft-com:vml" xmlns:o="urn:schemas-microsoft-com:office:office" xmlns:mc="http://schemas.openxmlformats.org/markup-compatibility/2006" xmlns:wpc="http://schemas.microsoft.com/office/word/2010/wordprocessingCanvas" xmlns=""/>
                       </a:ext>
                     </a:extLst>
                   </pic:spPr>
@@ -987,10 +1971,12 @@
       <w:pPr>
         <w:pStyle w:val="2"/>
       </w:pPr>
+      <w:bookmarkStart w:id="2" w:name="_Toc221031652"/>
       <w:r>
         <w:lastRenderedPageBreak/>
         <w:t>Задание 2</w:t>
       </w:r>
+      <w:bookmarkEnd w:id="2"/>
     </w:p>
     <w:p>
       <w:pPr>
@@ -1004,7 +1990,7 @@
           <w:lang w:eastAsia="ru-RU"/>
         </w:rPr>
         <w:drawing>
-          <wp:inline distT="0" distB="0" distL="0" distR="0" wp14:anchorId="44468487" wp14:editId="605705A9">
+          <wp:inline distT="0" distB="0" distL="0" distR="0">
             <wp:extent cx="4806950" cy="1739900"/>
             <wp:effectExtent l="0" t="0" r="0" b="0"/>
             <wp:docPr id="2" name="Рисунок 2"/>
@@ -1019,7 +2005,7 @@
                     <pic:cNvPicPr/>
                   </pic:nvPicPr>
                   <pic:blipFill>
-                    <a:blip r:embed="rId11"/>
+                    <a:blip r:embed="rId11" cstate="print"/>
                     <a:stretch>
                       <a:fillRect/>
                     </a:stretch>
@@ -1044,25 +2030,21 @@
       <w:pPr>
         <w:pStyle w:val="2"/>
       </w:pPr>
+      <w:bookmarkStart w:id="3" w:name="_Toc221031653"/>
       <w:r>
         <w:t xml:space="preserve">Задание </w:t>
       </w:r>
       <w:r>
-        <w:rPr>
-          <w:lang w:val="en-US"/>
-        </w:rPr>
-        <w:t xml:space="preserve">3 </w:t>
-      </w:r>
-    </w:p>
-    <w:p>
-      <w:r>
-        <w:t>2. Выведите на экран список файлов и каталогов диска D: , отсортированных по</w:t>
-      </w:r>
+        <w:t>3</w:t>
+      </w:r>
+      <w:bookmarkEnd w:id="3"/>
       <w:r>
         <w:t xml:space="preserve"> </w:t>
       </w:r>
-      <w:r>
-        <w:t>расширению в обратном алфавитном порядке;</w:t>
+    </w:p>
+    <w:p>
+      <w:r>
+        <w:t>2. Выведите на экран список файлов и каталогов диска D: , отсортированных по расширению в обратном алфавитном порядке;</w:t>
       </w:r>
     </w:p>
     <w:p>
@@ -1077,7 +2059,7 @@
           <w:lang w:eastAsia="ru-RU"/>
         </w:rPr>
         <w:drawing>
-          <wp:inline distT="0" distB="0" distL="0" distR="0" wp14:anchorId="597C9C47" wp14:editId="1C84365F">
+          <wp:inline distT="0" distB="0" distL="0" distR="0">
             <wp:extent cx="2120900" cy="628650"/>
             <wp:effectExtent l="0" t="0" r="0" b="0"/>
             <wp:docPr id="6" name="Рисунок 6"/>
@@ -1092,7 +2074,7 @@
                     <pic:cNvPicPr/>
                   </pic:nvPicPr>
                   <pic:blipFill>
-                    <a:blip r:embed="rId12"/>
+                    <a:blip r:embed="rId12" cstate="print"/>
                     <a:stretch>
                       <a:fillRect/>
                     </a:stretch>
@@ -1125,7 +2107,7 @@
           <w:lang w:eastAsia="ru-RU"/>
         </w:rPr>
         <w:drawing>
-          <wp:inline distT="0" distB="0" distL="0" distR="0" wp14:anchorId="31097EB0" wp14:editId="4B805353">
+          <wp:inline distT="0" distB="0" distL="0" distR="0">
             <wp:extent cx="5708650" cy="4070350"/>
             <wp:effectExtent l="0" t="0" r="6350" b="6350"/>
             <wp:docPr id="8" name="Рисунок 8"/>
@@ -1140,7 +2122,7 @@
                     <pic:cNvPicPr/>
                   </pic:nvPicPr>
                   <pic:blipFill>
-                    <a:blip r:embed="rId13"/>
+                    <a:blip r:embed="rId13" cstate="print"/>
                     <a:stretch>
                       <a:fillRect/>
                     </a:stretch>
@@ -1165,13 +2147,7 @@
     <w:p>
       <w:r>
         <w:lastRenderedPageBreak/>
-        <w:t>3. Выведите на экран список файлов и каталогов диска D: , отсортированных по дате</w:t>
-      </w:r>
-      <w:r>
-        <w:t xml:space="preserve"> </w:t>
-      </w:r>
-      <w:r>
-        <w:t xml:space="preserve">– </w:t>
+        <w:t xml:space="preserve">3. Выведите на экран список файлов и каталогов диска D: , отсортированных по дате – </w:t>
       </w:r>
       <w:proofErr w:type="gramStart"/>
       <w:r>
@@ -1194,7 +2170,7 @@
           <w:lang w:eastAsia="ru-RU"/>
         </w:rPr>
         <w:drawing>
-          <wp:inline distT="0" distB="0" distL="0" distR="0" wp14:anchorId="10A63F54" wp14:editId="06C6C0FB">
+          <wp:inline distT="0" distB="0" distL="0" distR="0">
             <wp:extent cx="4738978" cy="2929550"/>
             <wp:effectExtent l="0" t="0" r="5080" b="4445"/>
             <wp:docPr id="9" name="Рисунок 9"/>
@@ -1209,7 +2185,7 @@
                     <pic:cNvPicPr/>
                   </pic:nvPicPr>
                   <pic:blipFill>
-                    <a:blip r:embed="rId14"/>
+                    <a:blip r:embed="rId14" cstate="print"/>
                     <a:stretch>
                       <a:fillRect/>
                     </a:stretch>
@@ -1253,7 +2229,7 @@
           <w:lang w:eastAsia="ru-RU"/>
         </w:rPr>
         <w:drawing>
-          <wp:inline distT="0" distB="0" distL="0" distR="0" wp14:anchorId="3A8BAF67" wp14:editId="1BD4DE48">
+          <wp:inline distT="0" distB="0" distL="0" distR="0">
             <wp:extent cx="3037399" cy="4655453"/>
             <wp:effectExtent l="0" t="0" r="0" b="0"/>
             <wp:docPr id="10" name="Рисунок 10"/>
@@ -1268,7 +2244,7 @@
                     <pic:cNvPicPr/>
                   </pic:nvPicPr>
                   <pic:blipFill>
-                    <a:blip r:embed="rId15"/>
+                    <a:blip r:embed="rId15" cstate="print"/>
                     <a:stretch>
                       <a:fillRect/>
                     </a:stretch>
@@ -1302,7 +2278,7 @@
           <w:lang w:eastAsia="ru-RU"/>
         </w:rPr>
         <w:drawing>
-          <wp:inline distT="0" distB="0" distL="0" distR="0" wp14:anchorId="066E8AFE" wp14:editId="59D6EA18">
+          <wp:inline distT="0" distB="0" distL="0" distR="0">
             <wp:extent cx="5898956" cy="3506525"/>
             <wp:effectExtent l="0" t="0" r="6985" b="0"/>
             <wp:docPr id="11" name="Рисунок 11"/>
@@ -1317,7 +2293,7 @@
                     <pic:cNvPicPr/>
                   </pic:nvPicPr>
                   <pic:blipFill rotWithShape="1">
-                    <a:blip r:embed="rId16"/>
+                    <a:blip r:embed="rId16" cstate="print"/>
                     <a:srcRect l="802"/>
                     <a:stretch/>
                   </pic:blipFill>
@@ -1334,7 +2310,7 @@
                     </a:ln>
                     <a:extLst>
                       <a:ext uri="{53640926-AAD7-44D8-BBD7-CCE9431645EC}">
-                        <a14:shadowObscured xmlns:a14="http://schemas.microsoft.com/office/drawing/2010/main"/>
+                        <a14:shadowObscured xmlns:a14="http://schemas.microsoft.com/office/drawing/2010/main" xmlns:wps="http://schemas.microsoft.com/office/word/2010/wordprocessingShape" xmlns:wpi="http://schemas.microsoft.com/office/word/2010/wordprocessingInk" xmlns:wpg="http://schemas.microsoft.com/office/word/2010/wordprocessingGroup" xmlns:w14="http://schemas.microsoft.com/office/word/2010/wordml" xmlns:w="http://schemas.openxmlformats.org/wordprocessingml/2006/main" xmlns:w10="urn:schemas-microsoft-com:office:word" xmlns:wp14="http://schemas.microsoft.com/office/word/2010/wordprocessingDrawing" xmlns:v="urn:schemas-microsoft-com:vml" xmlns:o="urn:schemas-microsoft-com:office:office" xmlns:mc="http://schemas.openxmlformats.org/markup-compatibility/2006" xmlns:wpc="http://schemas.microsoft.com/office/word/2010/wordprocessingCanvas" xmlns=""/>
                       </a:ext>
                     </a:extLst>
                   </pic:spPr>
@@ -1346,11 +2322,6 @@
       </w:r>
     </w:p>
     <w:p>
-      <w:pPr>
-        <w:rPr>
-          <w:lang w:val="en-US"/>
-        </w:rPr>
-      </w:pPr>
       <w:r>
         <w:t>6. Выведите на экран в алфавитном порядке имена системных файлов.</w:t>
       </w:r>
@@ -1367,7 +2338,7 @@
           <w:lang w:eastAsia="ru-RU"/>
         </w:rPr>
         <w:drawing>
-          <wp:inline distT="0" distB="0" distL="0" distR="0" wp14:anchorId="3382D700" wp14:editId="49EE3481">
+          <wp:inline distT="0" distB="0" distL="0" distR="0">
             <wp:extent cx="5940425" cy="2809234"/>
             <wp:effectExtent l="0" t="0" r="3175" b="0"/>
             <wp:docPr id="12" name="Рисунок 12"/>
@@ -1382,7 +2353,7 @@
                     <pic:cNvPicPr/>
                   </pic:nvPicPr>
                   <pic:blipFill>
-                    <a:blip r:embed="rId17"/>
+                    <a:blip r:embed="rId17" cstate="print"/>
                     <a:stretch>
                       <a:fillRect/>
                     </a:stretch>
@@ -1407,9 +2378,11 @@
       <w:pPr>
         <w:pStyle w:val="2"/>
       </w:pPr>
+      <w:bookmarkStart w:id="4" w:name="_Toc221031654"/>
       <w:r>
         <w:t>Задание 4</w:t>
       </w:r>
+      <w:bookmarkEnd w:id="4"/>
     </w:p>
     <w:p>
       <w:r>
@@ -1485,7 +2458,7 @@
           <w:lang w:eastAsia="ru-RU"/>
         </w:rPr>
         <w:drawing>
-          <wp:inline distT="0" distB="0" distL="0" distR="0" wp14:anchorId="3413AB70" wp14:editId="59A6BDF2">
+          <wp:inline distT="0" distB="0" distL="0" distR="0">
             <wp:extent cx="5462546" cy="2325504"/>
             <wp:effectExtent l="0" t="0" r="5080" b="0"/>
             <wp:docPr id="13" name="Рисунок 13"/>
@@ -1500,7 +2473,7 @@
                     <pic:cNvPicPr/>
                   </pic:nvPicPr>
                   <pic:blipFill>
-                    <a:blip r:embed="rId18"/>
+                    <a:blip r:embed="rId18" cstate="print"/>
                     <a:stretch>
                       <a:fillRect/>
                     </a:stretch>
@@ -1543,7 +2516,7 @@
           <w:lang w:eastAsia="ru-RU"/>
         </w:rPr>
         <w:drawing>
-          <wp:inline distT="0" distB="0" distL="0" distR="0" wp14:anchorId="0DB757C8" wp14:editId="5B0BD535">
+          <wp:inline distT="0" distB="0" distL="0" distR="0">
             <wp:extent cx="3041650" cy="1911350"/>
             <wp:effectExtent l="0" t="0" r="6350" b="0"/>
             <wp:docPr id="14" name="Рисунок 14"/>
@@ -1558,7 +2531,7 @@
                     <pic:cNvPicPr/>
                   </pic:nvPicPr>
                   <pic:blipFill>
-                    <a:blip r:embed="rId19"/>
+                    <a:blip r:embed="rId19" cstate="print"/>
                     <a:stretch>
                       <a:fillRect/>
                     </a:stretch>
@@ -1587,7 +2560,7 @@
         </w:rPr>
         <w:lastRenderedPageBreak/>
         <w:drawing>
-          <wp:inline distT="0" distB="0" distL="0" distR="0" wp14:anchorId="68C11DD6" wp14:editId="53A296AC">
+          <wp:inline distT="0" distB="0" distL="0" distR="0">
             <wp:extent cx="5238750" cy="3581400"/>
             <wp:effectExtent l="0" t="0" r="0" b="0"/>
             <wp:docPr id="15" name="Рисунок 15"/>
@@ -1602,7 +2575,7 @@
                     <pic:cNvPicPr/>
                   </pic:nvPicPr>
                   <pic:blipFill>
-                    <a:blip r:embed="rId20"/>
+                    <a:blip r:embed="rId20" cstate="print"/>
                     <a:stretch>
                       <a:fillRect/>
                     </a:stretch>
@@ -1648,7 +2621,7 @@
           <w:lang w:eastAsia="ru-RU"/>
         </w:rPr>
         <w:drawing>
-          <wp:inline distT="0" distB="0" distL="0" distR="0" wp14:anchorId="797D3C24" wp14:editId="46A9BCD2">
+          <wp:inline distT="0" distB="0" distL="0" distR="0">
             <wp:extent cx="4405023" cy="2226279"/>
             <wp:effectExtent l="0" t="0" r="0" b="3175"/>
             <wp:docPr id="16" name="Рисунок 16"/>
@@ -1663,7 +2636,7 @@
                     <pic:cNvPicPr/>
                   </pic:nvPicPr>
                   <pic:blipFill>
-                    <a:blip r:embed="rId21"/>
+                    <a:blip r:embed="rId21" cstate="print"/>
                     <a:stretch>
                       <a:fillRect/>
                     </a:stretch>
@@ -1691,12 +2664,14 @@
           <w:rFonts w:eastAsia="Arial"/>
         </w:rPr>
       </w:pPr>
+      <w:bookmarkStart w:id="5" w:name="_Toc221031655"/>
       <w:r>
         <w:rPr>
           <w:rFonts w:eastAsia="Arial"/>
         </w:rPr>
         <w:t>Задание 5</w:t>
       </w:r>
+      <w:bookmarkEnd w:id="5"/>
     </w:p>
     <w:p>
       <w:pPr>
@@ -1729,7 +2704,7 @@
         </w:rPr>
         <w:lastRenderedPageBreak/>
         <w:drawing>
-          <wp:inline distT="0" distB="0" distL="0" distR="0" wp14:anchorId="2C0DE6FE" wp14:editId="3178AD79">
+          <wp:inline distT="0" distB="0" distL="0" distR="0">
             <wp:extent cx="5940425" cy="1350682"/>
             <wp:effectExtent l="0" t="0" r="3175" b="1905"/>
             <wp:docPr id="17" name="Рисунок 17"/>
@@ -1744,7 +2719,7 @@
                     <pic:cNvPicPr/>
                   </pic:nvPicPr>
                   <pic:blipFill>
-                    <a:blip r:embed="rId22"/>
+                    <a:blip r:embed="rId22" cstate="print"/>
                     <a:stretch>
                       <a:fillRect/>
                     </a:stretch>
@@ -1794,7 +2769,7 @@
           <w:lang w:eastAsia="ru-RU"/>
         </w:rPr>
         <w:drawing>
-          <wp:inline distT="0" distB="0" distL="0" distR="0" wp14:anchorId="3A7A6B58" wp14:editId="6D4E4A52">
+          <wp:inline distT="0" distB="0" distL="0" distR="0">
             <wp:extent cx="4451350" cy="5041900"/>
             <wp:effectExtent l="0" t="0" r="6350" b="6350"/>
             <wp:docPr id="18" name="Рисунок 18"/>
@@ -1809,7 +2784,7 @@
                     <pic:cNvPicPr/>
                   </pic:nvPicPr>
                   <pic:blipFill>
-                    <a:blip r:embed="rId23"/>
+                    <a:blip r:embed="rId23" cstate="print"/>
                     <a:stretch>
                       <a:fillRect/>
                     </a:stretch>
@@ -1877,7 +2852,7 @@
           <w:lang w:eastAsia="ru-RU"/>
         </w:rPr>
         <w:drawing>
-          <wp:inline distT="0" distB="0" distL="0" distR="0" wp14:anchorId="7952F9D6" wp14:editId="743958DE">
+          <wp:inline distT="0" distB="0" distL="0" distR="0">
             <wp:extent cx="4356100" cy="857250"/>
             <wp:effectExtent l="0" t="0" r="6350" b="0"/>
             <wp:docPr id="19" name="Рисунок 19"/>
@@ -1892,7 +2867,7 @@
                     <pic:cNvPicPr/>
                   </pic:nvPicPr>
                   <pic:blipFill>
-                    <a:blip r:embed="rId24"/>
+                    <a:blip r:embed="rId24" cstate="print"/>
                     <a:stretch>
                       <a:fillRect/>
                     </a:stretch>
@@ -1919,10 +2894,7 @@
       </w:pPr>
       <w:r>
         <w:lastRenderedPageBreak/>
-        <w:t xml:space="preserve">4. </w:t>
-      </w:r>
-      <w:r>
-        <w:t xml:space="preserve">Введите команду </w:t>
+        <w:t xml:space="preserve">4. Введите команду </w:t>
       </w:r>
       <w:proofErr w:type="spellStart"/>
       <w:r>
@@ -1943,7 +2915,7 @@
           <w:lang w:eastAsia="ru-RU"/>
         </w:rPr>
         <w:drawing>
-          <wp:inline distT="0" distB="0" distL="0" distR="0" wp14:anchorId="1AF8853D" wp14:editId="11868FF1">
+          <wp:inline distT="0" distB="0" distL="0" distR="0">
             <wp:extent cx="4756150" cy="5422900"/>
             <wp:effectExtent l="0" t="0" r="6350" b="6350"/>
             <wp:docPr id="20" name="Рисунок 20"/>
@@ -1958,7 +2930,7 @@
                     <pic:cNvPicPr/>
                   </pic:nvPicPr>
                   <pic:blipFill>
-                    <a:blip r:embed="rId25"/>
+                    <a:blip r:embed="rId25" cstate="print"/>
                     <a:stretch>
                       <a:fillRect/>
                     </a:stretch>
@@ -1984,10 +2956,7 @@
         <w:ind w:left="360"/>
       </w:pPr>
       <w:r>
-        <w:t xml:space="preserve">5. </w:t>
-      </w:r>
-      <w:r>
-        <w:t>Сделайте зарисовку части дерева диска C:, начиная с корневого каталога</w:t>
+        <w:t>5. Сделайте зарисовку части дерева диска C:, начиная с корневого каталога</w:t>
       </w:r>
     </w:p>
     <w:p>
@@ -2005,7 +2974,7 @@
           <w:lang w:eastAsia="ru-RU"/>
         </w:rPr>
         <w:drawing>
-          <wp:inline distT="0" distB="0" distL="0" distR="0" wp14:anchorId="7DC6DFB2" wp14:editId="52C4D3ED">
+          <wp:inline distT="0" distB="0" distL="0" distR="0">
             <wp:extent cx="3975100" cy="1822450"/>
             <wp:effectExtent l="0" t="0" r="6350" b="6350"/>
             <wp:docPr id="21" name="Рисунок 21"/>
@@ -2020,7 +2989,7 @@
                     <pic:cNvPicPr/>
                   </pic:nvPicPr>
                   <pic:blipFill>
-                    <a:blip r:embed="rId26"/>
+                    <a:blip r:embed="rId26" cstate="print"/>
                     <a:stretch>
                       <a:fillRect/>
                     </a:stretch>
@@ -2045,16 +3014,15 @@
       <w:pPr>
         <w:pStyle w:val="2"/>
       </w:pPr>
+      <w:bookmarkStart w:id="6" w:name="_Toc221031656"/>
       <w:r>
         <w:lastRenderedPageBreak/>
         <w:t xml:space="preserve">Задание </w:t>
       </w:r>
       <w:r>
-        <w:rPr>
-          <w:lang w:val="en-US"/>
-        </w:rPr>
         <w:t>6</w:t>
       </w:r>
+      <w:bookmarkEnd w:id="6"/>
     </w:p>
     <w:p>
       <w:r>
@@ -2068,7 +3036,7 @@
           <w:lang w:eastAsia="ru-RU"/>
         </w:rPr>
         <w:drawing>
-          <wp:inline distT="0" distB="0" distL="0" distR="0" wp14:anchorId="1F29D10E" wp14:editId="6BEBECF1">
+          <wp:inline distT="0" distB="0" distL="0" distR="0">
             <wp:extent cx="5257800" cy="2851150"/>
             <wp:effectExtent l="0" t="0" r="0" b="6350"/>
             <wp:docPr id="22" name="Рисунок 22"/>
@@ -2083,7 +3051,7 @@
                     <pic:cNvPicPr/>
                   </pic:nvPicPr>
                   <pic:blipFill>
-                    <a:blip r:embed="rId27"/>
+                    <a:blip r:embed="rId27" cstate="print"/>
                     <a:stretch>
                       <a:fillRect/>
                     </a:stretch>
@@ -2106,10 +3074,7 @@
     </w:p>
     <w:p>
       <w:r>
-        <w:t xml:space="preserve"> </w:t>
-      </w:r>
-      <w:r>
-        <w:t>2. Определите число процессоров</w:t>
+        <w:t xml:space="preserve"> 2. Определите число процессоров</w:t>
       </w:r>
     </w:p>
     <w:p>
@@ -2119,7 +3084,7 @@
           <w:lang w:eastAsia="ru-RU"/>
         </w:rPr>
         <w:drawing>
-          <wp:inline distT="0" distB="0" distL="0" distR="0" wp14:anchorId="299B0309" wp14:editId="5E7C621C">
+          <wp:inline distT="0" distB="0" distL="0" distR="0">
             <wp:extent cx="3835400" cy="889000"/>
             <wp:effectExtent l="0" t="0" r="0" b="6350"/>
             <wp:docPr id="23" name="Рисунок 23"/>
@@ -2134,7 +3099,7 @@
                     <pic:cNvPicPr/>
                   </pic:nvPicPr>
                   <pic:blipFill>
-                    <a:blip r:embed="rId28"/>
+                    <a:blip r:embed="rId28" cstate="print"/>
                     <a:stretch>
                       <a:fillRect/>
                     </a:stretch>
@@ -2157,10 +3122,7 @@
     </w:p>
     <w:p>
       <w:r>
-        <w:t xml:space="preserve">3. </w:t>
-      </w:r>
-      <w:r>
-        <w:t>Определите тип операционной системы</w:t>
+        <w:t>3. Определите тип операционной системы</w:t>
       </w:r>
     </w:p>
     <w:p>
@@ -2170,7 +3132,7 @@
           <w:lang w:eastAsia="ru-RU"/>
         </w:rPr>
         <w:drawing>
-          <wp:inline distT="0" distB="0" distL="0" distR="0" wp14:anchorId="3C962893" wp14:editId="69674343">
+          <wp:inline distT="0" distB="0" distL="0" distR="0">
             <wp:extent cx="2368550" cy="755650"/>
             <wp:effectExtent l="0" t="0" r="0" b="6350"/>
             <wp:docPr id="24" name="Рисунок 24"/>
@@ -2185,7 +3147,7 @@
                     <pic:cNvPicPr/>
                   </pic:nvPicPr>
                   <pic:blipFill>
-                    <a:blip r:embed="rId29"/>
+                    <a:blip r:embed="rId29" cstate="print"/>
                     <a:stretch>
                       <a:fillRect/>
                     </a:stretch>
@@ -2208,10 +3170,18 @@
     </w:p>
     <w:p>
       <w:r>
-        <w:t xml:space="preserve">4. Выясните в Википедии, что такое </w:t>
+        <w:t xml:space="preserve">4. Выясните в </w:t>
       </w:r>
       <w:proofErr w:type="spellStart"/>
       <w:r>
+        <w:t>Википедии</w:t>
+      </w:r>
+      <w:proofErr w:type="spellEnd"/>
+      <w:r>
+        <w:t xml:space="preserve">, что такое </w:t>
+      </w:r>
+      <w:proofErr w:type="spellStart"/>
+      <w:r>
         <w:t>Windows</w:t>
       </w:r>
       <w:proofErr w:type="spellEnd"/>
@@ -2250,10 +3220,7 @@
       </w:r>
       <w:proofErr w:type="spellEnd"/>
       <w:r>
-        <w:t>, в</w:t>
-      </w:r>
-      <w:r>
-        <w:t>ыпущенная в 1993 г. Отличается:</w:t>
+        <w:t>, выпущенная в 1993 г. Отличается:</w:t>
       </w:r>
     </w:p>
     <w:p>
@@ -2302,7 +3269,7 @@
           <w:lang w:eastAsia="ru-RU"/>
         </w:rPr>
         <w:drawing>
-          <wp:inline distT="0" distB="0" distL="0" distR="0" wp14:anchorId="2E073750" wp14:editId="224FC753">
+          <wp:inline distT="0" distB="0" distL="0" distR="0">
             <wp:extent cx="2813050" cy="819150"/>
             <wp:effectExtent l="0" t="0" r="6350" b="0"/>
             <wp:docPr id="25" name="Рисунок 25"/>
@@ -2317,7 +3284,7 @@
                     <pic:cNvPicPr/>
                   </pic:nvPicPr>
                   <pic:blipFill>
-                    <a:blip r:embed="rId30"/>
+                    <a:blip r:embed="rId30" cstate="print"/>
                     <a:stretch>
                       <a:fillRect/>
                     </a:stretch>
@@ -2350,7 +3317,7 @@
           <w:lang w:eastAsia="ru-RU"/>
         </w:rPr>
         <w:drawing>
-          <wp:inline distT="0" distB="0" distL="0" distR="0" wp14:anchorId="52B501FD" wp14:editId="3770DD43">
+          <wp:inline distT="0" distB="0" distL="0" distR="0">
             <wp:extent cx="5940425" cy="749834"/>
             <wp:effectExtent l="0" t="0" r="3175" b="0"/>
             <wp:docPr id="26" name="Рисунок 26"/>
@@ -2365,7 +3332,7 @@
                     <pic:cNvPicPr/>
                   </pic:nvPicPr>
                   <pic:blipFill>
-                    <a:blip r:embed="rId31"/>
+                    <a:blip r:embed="rId31" cstate="print"/>
                     <a:stretch>
                       <a:fillRect/>
                     </a:stretch>
@@ -2458,6 +3425,7 @@
       <w:pPr>
         <w:pStyle w:val="2"/>
       </w:pPr>
+      <w:bookmarkStart w:id="7" w:name="_Toc221031657"/>
       <w:r>
         <w:t xml:space="preserve">Задание </w:t>
       </w:r>
@@ -2467,6 +3435,7 @@
         </w:rPr>
         <w:t>7</w:t>
       </w:r>
+      <w:bookmarkEnd w:id="7"/>
     </w:p>
     <w:p>
       <w:pPr>
@@ -2490,7 +3459,7 @@
           <w:lang w:eastAsia="ru-RU"/>
         </w:rPr>
         <w:drawing>
-          <wp:inline distT="0" distB="0" distL="0" distR="0" wp14:anchorId="454FD5EE" wp14:editId="1FF62D72">
+          <wp:inline distT="0" distB="0" distL="0" distR="0">
             <wp:extent cx="5940425" cy="749834"/>
             <wp:effectExtent l="0" t="0" r="3175" b="0"/>
             <wp:docPr id="27" name="Рисунок 27"/>
@@ -2505,7 +3474,7 @@
                     <pic:cNvPicPr/>
                   </pic:nvPicPr>
                   <pic:blipFill>
-                    <a:blip r:embed="rId31"/>
+                    <a:blip r:embed="rId31" cstate="print"/>
                     <a:stretch>
                       <a:fillRect/>
                     </a:stretch>
@@ -2527,11 +3496,6 @@
       </w:r>
     </w:p>
     <w:p>
-      <w:pPr>
-        <w:rPr>
-          <w:lang w:val="en-US"/>
-        </w:rPr>
-      </w:pPr>
       <w:r>
         <w:t>2. Добавьте каталог c:\1 в список путей</w:t>
       </w:r>
@@ -2557,7 +3521,7 @@
         </w:rPr>
         <w:lastRenderedPageBreak/>
         <w:drawing>
-          <wp:inline distT="0" distB="0" distL="0" distR="0" wp14:anchorId="7D8082F6" wp14:editId="47F17030">
+          <wp:inline distT="0" distB="0" distL="0" distR="0">
             <wp:extent cx="2641600" cy="1835150"/>
             <wp:effectExtent l="0" t="0" r="6350" b="0"/>
             <wp:docPr id="29" name="Рисунок 29"/>
@@ -2572,7 +3536,7 @@
                     <pic:cNvPicPr/>
                   </pic:nvPicPr>
                   <pic:blipFill>
-                    <a:blip r:embed="rId32"/>
+                    <a:blip r:embed="rId32" cstate="print"/>
                     <a:stretch>
                       <a:fillRect/>
                     </a:stretch>
@@ -2605,7 +3569,7 @@
           <w:lang w:eastAsia="ru-RU"/>
         </w:rPr>
         <w:drawing>
-          <wp:inline distT="0" distB="0" distL="0" distR="0" wp14:anchorId="4878A6E1" wp14:editId="0FE1F050">
+          <wp:inline distT="0" distB="0" distL="0" distR="0">
             <wp:extent cx="5940425" cy="671969"/>
             <wp:effectExtent l="0" t="0" r="3175" b="0"/>
             <wp:docPr id="28" name="Рисунок 28"/>
@@ -2620,7 +3584,7 @@
                     <pic:cNvPicPr/>
                   </pic:nvPicPr>
                   <pic:blipFill>
-                    <a:blip r:embed="rId33"/>
+                    <a:blip r:embed="rId33" cstate="print"/>
                     <a:stretch>
                       <a:fillRect/>
                     </a:stretch>
@@ -2658,7 +3622,7 @@
           <w:lang w:eastAsia="ru-RU"/>
         </w:rPr>
         <w:drawing>
-          <wp:inline distT="0" distB="0" distL="0" distR="0" wp14:anchorId="37B2DCA3" wp14:editId="63C72BEF">
+          <wp:inline distT="0" distB="0" distL="0" distR="0">
             <wp:extent cx="3092450" cy="933450"/>
             <wp:effectExtent l="0" t="0" r="0" b="0"/>
             <wp:docPr id="30" name="Рисунок 30"/>
@@ -2673,7 +3637,7 @@
                     <pic:cNvPicPr/>
                   </pic:nvPicPr>
                   <pic:blipFill>
-                    <a:blip r:embed="rId34"/>
+                    <a:blip r:embed="rId34" cstate="print"/>
                     <a:stretch>
                       <a:fillRect/>
                     </a:stretch>
@@ -2713,13 +3677,12 @@
     <w:p>
       <w:pPr>
         <w:pStyle w:val="2"/>
-        <w:rPr>
-          <w:lang w:val="en-US"/>
-        </w:rPr>
-      </w:pPr>
+      </w:pPr>
+      <w:bookmarkStart w:id="8" w:name="_Toc221031658"/>
       <w:r>
         <w:t>Задание 8</w:t>
       </w:r>
+      <w:bookmarkEnd w:id="8"/>
     </w:p>
     <w:p>
       <w:r>
@@ -2738,7 +3701,7 @@
           <w:lang w:eastAsia="ru-RU"/>
         </w:rPr>
         <w:drawing>
-          <wp:inline distT="0" distB="0" distL="0" distR="0" wp14:anchorId="2C6D14A9" wp14:editId="6FBE61CC">
+          <wp:inline distT="0" distB="0" distL="0" distR="0">
             <wp:extent cx="2326511" cy="757214"/>
             <wp:effectExtent l="0" t="0" r="0" b="5080"/>
             <wp:docPr id="40" name="Рисунок 40"/>
@@ -2753,7 +3716,7 @@
                     <pic:cNvPicPr/>
                   </pic:nvPicPr>
                   <pic:blipFill>
-                    <a:blip r:embed="rId35"/>
+                    <a:blip r:embed="rId35" cstate="print"/>
                     <a:stretch>
                       <a:fillRect/>
                     </a:stretch>
@@ -2786,7 +3749,7 @@
           <w:lang w:eastAsia="ru-RU"/>
         </w:rPr>
         <w:drawing>
-          <wp:inline distT="0" distB="0" distL="0" distR="0" wp14:anchorId="69CD03B0" wp14:editId="7913648E">
+          <wp:inline distT="0" distB="0" distL="0" distR="0">
             <wp:extent cx="2118167" cy="1153686"/>
             <wp:effectExtent l="0" t="0" r="0" b="8890"/>
             <wp:docPr id="33" name="Рисунок 33"/>
@@ -2801,7 +3764,7 @@
                     <pic:cNvPicPr/>
                   </pic:nvPicPr>
                   <pic:blipFill>
-                    <a:blip r:embed="rId36"/>
+                    <a:blip r:embed="rId36" cstate="print"/>
                     <a:stretch>
                       <a:fillRect/>
                     </a:stretch>
@@ -2835,7 +3798,7 @@
         </w:rPr>
         <w:lastRenderedPageBreak/>
         <w:drawing>
-          <wp:inline distT="0" distB="0" distL="0" distR="0" wp14:anchorId="48EC0ABC" wp14:editId="22649A34">
+          <wp:inline distT="0" distB="0" distL="0" distR="0">
             <wp:extent cx="3200400" cy="933450"/>
             <wp:effectExtent l="0" t="0" r="0" b="0"/>
             <wp:docPr id="41" name="Рисунок 41"/>
@@ -2850,7 +3813,7 @@
                     <pic:cNvPicPr/>
                   </pic:nvPicPr>
                   <pic:blipFill>
-                    <a:blip r:embed="rId37"/>
+                    <a:blip r:embed="rId37" cstate="print"/>
                     <a:stretch>
                       <a:fillRect/>
                     </a:stretch>
@@ -2883,7 +3846,7 @@
           <w:lang w:eastAsia="ru-RU"/>
         </w:rPr>
         <w:drawing>
-          <wp:inline distT="0" distB="0" distL="0" distR="0" wp14:anchorId="2A651208" wp14:editId="0271946D">
+          <wp:inline distT="0" distB="0" distL="0" distR="0">
             <wp:extent cx="2120900" cy="387350"/>
             <wp:effectExtent l="0" t="0" r="0" b="0"/>
             <wp:docPr id="42" name="Рисунок 42"/>
@@ -2898,7 +3861,7 @@
                     <pic:cNvPicPr/>
                   </pic:nvPicPr>
                   <pic:blipFill>
-                    <a:blip r:embed="rId38"/>
+                    <a:blip r:embed="rId38" cstate="print"/>
                     <a:stretch>
                       <a:fillRect/>
                     </a:stretch>
@@ -2931,7 +3894,7 @@
           <w:lang w:eastAsia="ru-RU"/>
         </w:rPr>
         <w:drawing>
-          <wp:inline distT="0" distB="0" distL="0" distR="0" wp14:anchorId="280F9D7E" wp14:editId="7A19AA3C">
+          <wp:inline distT="0" distB="0" distL="0" distR="0">
             <wp:extent cx="2635250" cy="1892300"/>
             <wp:effectExtent l="0" t="0" r="0" b="0"/>
             <wp:docPr id="43" name="Рисунок 43"/>
@@ -2946,7 +3909,7 @@
                     <pic:cNvPicPr/>
                   </pic:nvPicPr>
                   <pic:blipFill>
-                    <a:blip r:embed="rId39"/>
+                    <a:blip r:embed="rId39" cstate="print"/>
                     <a:stretch>
                       <a:fillRect/>
                     </a:stretch>
@@ -2979,7 +3942,7 @@
           <w:lang w:eastAsia="ru-RU"/>
         </w:rPr>
         <w:drawing>
-          <wp:inline distT="0" distB="0" distL="0" distR="0" wp14:anchorId="46B44749" wp14:editId="0D1F9536">
+          <wp:inline distT="0" distB="0" distL="0" distR="0">
             <wp:extent cx="2647950" cy="996950"/>
             <wp:effectExtent l="0" t="0" r="0" b="0"/>
             <wp:docPr id="44" name="Рисунок 44"/>
@@ -2994,7 +3957,7 @@
                     <pic:cNvPicPr/>
                   </pic:nvPicPr>
                   <pic:blipFill>
-                    <a:blip r:embed="rId40"/>
+                    <a:blip r:embed="rId40" cstate="print"/>
                     <a:stretch>
                       <a:fillRect/>
                     </a:stretch>
@@ -3019,9 +3982,11 @@
       <w:pPr>
         <w:pStyle w:val="2"/>
       </w:pPr>
+      <w:bookmarkStart w:id="9" w:name="_Toc221031659"/>
       <w:r>
         <w:t>Задание 9</w:t>
       </w:r>
+      <w:bookmarkEnd w:id="9"/>
     </w:p>
     <w:p>
       <w:r>
@@ -3048,7 +4013,7 @@
           <w:lang w:eastAsia="ru-RU"/>
         </w:rPr>
         <w:drawing>
-          <wp:inline distT="0" distB="0" distL="0" distR="0" wp14:anchorId="77D0EC2C" wp14:editId="3AF4160E">
+          <wp:inline distT="0" distB="0" distL="0" distR="0">
             <wp:extent cx="1746250" cy="723900"/>
             <wp:effectExtent l="0" t="0" r="6350" b="0"/>
             <wp:docPr id="45" name="Рисунок 45"/>
@@ -3063,7 +4028,7 @@
                     <pic:cNvPicPr/>
                   </pic:nvPicPr>
                   <pic:blipFill>
-                    <a:blip r:embed="rId41"/>
+                    <a:blip r:embed="rId41" cstate="print"/>
                     <a:stretch>
                       <a:fillRect/>
                     </a:stretch>
@@ -3106,7 +4071,7 @@
           <w:lang w:eastAsia="ru-RU"/>
         </w:rPr>
         <w:drawing>
-          <wp:inline distT="0" distB="0" distL="0" distR="0" wp14:anchorId="20000D28" wp14:editId="1905C26E">
+          <wp:inline distT="0" distB="0" distL="0" distR="0">
             <wp:extent cx="2755900" cy="692150"/>
             <wp:effectExtent l="0" t="0" r="6350" b="0"/>
             <wp:docPr id="47" name="Рисунок 47"/>
@@ -3121,7 +4086,7 @@
                     <pic:cNvPicPr/>
                   </pic:nvPicPr>
                   <pic:blipFill>
-                    <a:blip r:embed="rId42"/>
+                    <a:blip r:embed="rId42" cstate="print"/>
                     <a:stretch>
                       <a:fillRect/>
                     </a:stretch>
@@ -3153,10 +4118,12 @@
       <w:pPr>
         <w:pStyle w:val="2"/>
       </w:pPr>
+      <w:bookmarkStart w:id="10" w:name="_Toc221031660"/>
       <w:r>
         <w:lastRenderedPageBreak/>
         <w:t>Задание 10</w:t>
       </w:r>
+      <w:bookmarkEnd w:id="10"/>
     </w:p>
     <w:p>
       <w:r>
@@ -3228,7 +4195,7 @@
           <w:lang w:eastAsia="ru-RU"/>
         </w:rPr>
         <w:drawing>
-          <wp:inline distT="0" distB="0" distL="0" distR="0" wp14:anchorId="34FDC1A6" wp14:editId="03337715">
+          <wp:inline distT="0" distB="0" distL="0" distR="0">
             <wp:extent cx="3003550" cy="508000"/>
             <wp:effectExtent l="0" t="0" r="6350" b="6350"/>
             <wp:docPr id="48" name="Рисунок 48"/>
@@ -3243,7 +4210,7 @@
                     <pic:cNvPicPr/>
                   </pic:nvPicPr>
                   <pic:blipFill>
-                    <a:blip r:embed="rId43"/>
+                    <a:blip r:embed="rId43" cstate="print"/>
                     <a:stretch>
                       <a:fillRect/>
                     </a:stretch>
@@ -3265,11 +4232,6 @@
       </w:r>
     </w:p>
     <w:p>
-      <w:pPr>
-        <w:rPr>
-          <w:lang w:val="en-US"/>
-        </w:rPr>
-      </w:pPr>
       <w:r>
         <w:t>2. Выведите на экран файл d:\a.txt</w:t>
       </w:r>
@@ -3286,7 +4248,7 @@
           <w:lang w:eastAsia="ru-RU"/>
         </w:rPr>
         <w:drawing>
-          <wp:inline distT="0" distB="0" distL="0" distR="0" wp14:anchorId="0C69D414" wp14:editId="52F9BF5B">
+          <wp:inline distT="0" distB="0" distL="0" distR="0">
             <wp:extent cx="2730500" cy="590550"/>
             <wp:effectExtent l="0" t="0" r="0" b="0"/>
             <wp:docPr id="49" name="Рисунок 49"/>
@@ -3301,7 +4263,7 @@
                     <pic:cNvPicPr/>
                   </pic:nvPicPr>
                   <pic:blipFill>
-                    <a:blip r:embed="rId44"/>
+                    <a:blip r:embed="rId44" cstate="print"/>
                     <a:stretch>
                       <a:fillRect/>
                     </a:stretch>
@@ -3342,7 +4304,7 @@
           <w:lang w:eastAsia="ru-RU"/>
         </w:rPr>
         <w:drawing>
-          <wp:inline distT="0" distB="0" distL="0" distR="0" wp14:anchorId="51B11409" wp14:editId="115A7D08">
+          <wp:inline distT="0" distB="0" distL="0" distR="0">
             <wp:extent cx="2825750" cy="571500"/>
             <wp:effectExtent l="0" t="0" r="0" b="0"/>
             <wp:docPr id="50" name="Рисунок 50"/>
@@ -3357,7 +4319,7 @@
                     <pic:cNvPicPr/>
                   </pic:nvPicPr>
                   <pic:blipFill>
-                    <a:blip r:embed="rId45"/>
+                    <a:blip r:embed="rId45" cstate="print"/>
                     <a:stretch>
                       <a:fillRect/>
                     </a:stretch>
@@ -3390,7 +4352,7 @@
           <w:lang w:eastAsia="ru-RU"/>
         </w:rPr>
         <w:drawing>
-          <wp:inline distT="0" distB="0" distL="0" distR="0" wp14:anchorId="4E3E46B5" wp14:editId="0B62B630">
+          <wp:inline distT="0" distB="0" distL="0" distR="0">
             <wp:extent cx="2095500" cy="1441450"/>
             <wp:effectExtent l="0" t="0" r="0" b="6350"/>
             <wp:docPr id="51" name="Рисунок 51"/>
@@ -3405,7 +4367,7 @@
                     <pic:cNvPicPr/>
                   </pic:nvPicPr>
                   <pic:blipFill>
-                    <a:blip r:embed="rId46"/>
+                    <a:blip r:embed="rId46" cstate="print"/>
                     <a:stretch>
                       <a:fillRect/>
                     </a:stretch>
@@ -3427,11 +4389,6 @@
       </w:r>
     </w:p>
     <w:p>
-      <w:pPr>
-        <w:rPr>
-          <w:lang w:val="en-US"/>
-        </w:rPr>
-      </w:pPr>
       <w:r>
         <w:t>4. Выведите на экран файл d:\z.txt</w:t>
       </w:r>
@@ -3448,7 +4405,7 @@
           <w:lang w:eastAsia="ru-RU"/>
         </w:rPr>
         <w:drawing>
-          <wp:inline distT="0" distB="0" distL="0" distR="0" wp14:anchorId="32CE1655" wp14:editId="345AA1CB">
+          <wp:inline distT="0" distB="0" distL="0" distR="0">
             <wp:extent cx="2368550" cy="508000"/>
             <wp:effectExtent l="0" t="0" r="0" b="6350"/>
             <wp:docPr id="52" name="Рисунок 52"/>
@@ -3463,7 +4420,7 @@
                     <pic:cNvPicPr/>
                   </pic:nvPicPr>
                   <pic:blipFill>
-                    <a:blip r:embed="rId47"/>
+                    <a:blip r:embed="rId47" cstate="print"/>
                     <a:stretch>
                       <a:fillRect/>
                     </a:stretch>
@@ -3545,7 +4502,7 @@
           <w:lang w:eastAsia="ru-RU"/>
         </w:rPr>
         <w:drawing>
-          <wp:inline distT="0" distB="0" distL="0" distR="0" wp14:anchorId="4D49163F" wp14:editId="07E74894">
+          <wp:inline distT="0" distB="0" distL="0" distR="0">
             <wp:extent cx="2952750" cy="558800"/>
             <wp:effectExtent l="0" t="0" r="0" b="0"/>
             <wp:docPr id="53" name="Рисунок 53"/>
@@ -3560,7 +4517,7 @@
                     <pic:cNvPicPr/>
                   </pic:nvPicPr>
                   <pic:blipFill>
-                    <a:blip r:embed="rId48"/>
+                    <a:blip r:embed="rId48" cstate="print"/>
                     <a:stretch>
                       <a:fillRect/>
                     </a:stretch>
@@ -3606,7 +4563,7 @@
           <w:lang w:eastAsia="ru-RU"/>
         </w:rPr>
         <w:drawing>
-          <wp:inline distT="0" distB="0" distL="0" distR="0" wp14:anchorId="2B01AE9F" wp14:editId="7A94DAFB">
+          <wp:inline distT="0" distB="0" distL="0" distR="0">
             <wp:extent cx="1930400" cy="596900"/>
             <wp:effectExtent l="0" t="0" r="0" b="0"/>
             <wp:docPr id="54" name="Рисунок 54"/>
@@ -3621,7 +4578,7 @@
                     <pic:cNvPicPr/>
                   </pic:nvPicPr>
                   <pic:blipFill>
-                    <a:blip r:embed="rId49"/>
+                    <a:blip r:embed="rId49" cstate="print"/>
                     <a:stretch>
                       <a:fillRect/>
                     </a:stretch>
@@ -3703,7 +4660,7 @@
           <w:lang w:eastAsia="ru-RU"/>
         </w:rPr>
         <w:drawing>
-          <wp:inline distT="0" distB="0" distL="0" distR="0" wp14:anchorId="7A600489" wp14:editId="61BEF3DD">
+          <wp:inline distT="0" distB="0" distL="0" distR="0">
             <wp:extent cx="4470400" cy="768350"/>
             <wp:effectExtent l="0" t="0" r="6350" b="0"/>
             <wp:docPr id="55" name="Рисунок 55"/>
@@ -3718,7 +4675,7 @@
                     <pic:cNvPicPr/>
                   </pic:nvPicPr>
                   <pic:blipFill>
-                    <a:blip r:embed="rId50"/>
+                    <a:blip r:embed="rId50" cstate="print"/>
                     <a:stretch>
                       <a:fillRect/>
                     </a:stretch>
@@ -3740,11 +4697,6 @@
       </w:r>
     </w:p>
     <w:p>
-      <w:pPr>
-        <w:rPr>
-          <w:lang w:val="en-US"/>
-        </w:rPr>
-      </w:pPr>
       <w:r>
         <w:t>8. Выведите на экран файл c.txt</w:t>
       </w:r>
@@ -3761,7 +4713,7 @@
           <w:lang w:eastAsia="ru-RU"/>
         </w:rPr>
         <w:drawing>
-          <wp:inline distT="0" distB="0" distL="0" distR="0" wp14:anchorId="751E467E" wp14:editId="39695DF3">
+          <wp:inline distT="0" distB="0" distL="0" distR="0">
             <wp:extent cx="1479550" cy="571500"/>
             <wp:effectExtent l="0" t="0" r="6350" b="0"/>
             <wp:docPr id="56" name="Рисунок 56"/>
@@ -3776,7 +4728,7 @@
                     <pic:cNvPicPr/>
                   </pic:nvPicPr>
                   <pic:blipFill>
-                    <a:blip r:embed="rId51"/>
+                    <a:blip r:embed="rId51" cstate="print"/>
                     <a:stretch>
                       <a:fillRect/>
                     </a:stretch>
@@ -3867,7 +4819,7 @@
           <w:lang w:eastAsia="ru-RU"/>
         </w:rPr>
         <w:drawing>
-          <wp:inline distT="0" distB="0" distL="0" distR="0" wp14:anchorId="28F8B4BA" wp14:editId="683A0D5F">
+          <wp:inline distT="0" distB="0" distL="0" distR="0">
             <wp:extent cx="4768850" cy="1073150"/>
             <wp:effectExtent l="0" t="0" r="0" b="0"/>
             <wp:docPr id="57" name="Рисунок 57"/>
@@ -3882,7 +4834,7 @@
                     <pic:cNvPicPr/>
                   </pic:nvPicPr>
                   <pic:blipFill>
-                    <a:blip r:embed="rId52"/>
+                    <a:blip r:embed="rId52" cstate="print"/>
                     <a:stretch>
                       <a:fillRect/>
                     </a:stretch>
@@ -3904,11 +4856,6 @@
       </w:r>
     </w:p>
     <w:p>
-      <w:pPr>
-        <w:rPr>
-          <w:lang w:val="en-US"/>
-        </w:rPr>
-      </w:pPr>
       <w:r>
         <w:t>10. Выведите на экран файл c.txt</w:t>
       </w:r>
@@ -3925,7 +4872,7 @@
           <w:lang w:eastAsia="ru-RU"/>
         </w:rPr>
         <w:drawing>
-          <wp:inline distT="0" distB="0" distL="0" distR="0" wp14:anchorId="29A45D3C" wp14:editId="1C2D707A">
+          <wp:inline distT="0" distB="0" distL="0" distR="0">
             <wp:extent cx="1784350" cy="698500"/>
             <wp:effectExtent l="0" t="0" r="6350" b="6350"/>
             <wp:docPr id="58" name="Рисунок 58"/>
@@ -3940,7 +4887,7 @@
                     <pic:cNvPicPr/>
                   </pic:nvPicPr>
                   <pic:blipFill>
-                    <a:blip r:embed="rId53"/>
+                    <a:blip r:embed="rId53" cstate="print"/>
                     <a:stretch>
                       <a:fillRect/>
                     </a:stretch>
@@ -3962,11 +4909,6 @@
       </w:r>
     </w:p>
     <w:p>
-      <w:pPr>
-        <w:rPr>
-          <w:lang w:val="en-US"/>
-        </w:rPr>
-      </w:pPr>
       <w:r>
         <w:t xml:space="preserve">11. Скопируйте все файлы типа </w:t>
       </w:r>
@@ -3991,7 +4933,7 @@
           <w:lang w:eastAsia="ru-RU"/>
         </w:rPr>
         <w:drawing>
-          <wp:inline distT="0" distB="0" distL="0" distR="0" wp14:anchorId="3C011328" wp14:editId="1048CA3D">
+          <wp:inline distT="0" distB="0" distL="0" distR="0">
             <wp:extent cx="3073400" cy="1104900"/>
             <wp:effectExtent l="0" t="0" r="0" b="0"/>
             <wp:docPr id="59" name="Рисунок 59"/>
@@ -4006,7 +4948,7 @@
                     <pic:cNvPicPr/>
                   </pic:nvPicPr>
                   <pic:blipFill>
-                    <a:blip r:embed="rId54"/>
+                    <a:blip r:embed="rId54" cstate="print"/>
                     <a:stretch>
                       <a:fillRect/>
                     </a:stretch>
@@ -4035,11 +4977,6 @@
       </w:pPr>
     </w:p>
     <w:p>
-      <w:pPr>
-        <w:rPr>
-          <w:lang w:val="en-US"/>
-        </w:rPr>
-      </w:pPr>
       <w:r>
         <w:lastRenderedPageBreak/>
         <w:t>12. Выведите на экран файл d.txt</w:t>
@@ -4057,7 +4994,7 @@
           <w:lang w:eastAsia="ru-RU"/>
         </w:rPr>
         <w:drawing>
-          <wp:inline distT="0" distB="0" distL="0" distR="0" wp14:anchorId="6168A5F9" wp14:editId="06B419F3">
+          <wp:inline distT="0" distB="0" distL="0" distR="0">
             <wp:extent cx="1758950" cy="952500"/>
             <wp:effectExtent l="0" t="0" r="0" b="0"/>
             <wp:docPr id="61" name="Рисунок 61"/>
@@ -4072,7 +5009,7 @@
                     <pic:cNvPicPr/>
                   </pic:nvPicPr>
                   <pic:blipFill>
-                    <a:blip r:embed="rId55"/>
+                    <a:blip r:embed="rId55" cstate="print"/>
                     <a:stretch>
                       <a:fillRect/>
                     </a:stretch>
@@ -4097,9 +5034,11 @@
       <w:pPr>
         <w:pStyle w:val="2"/>
       </w:pPr>
+      <w:bookmarkStart w:id="11" w:name="_Toc221031661"/>
       <w:r>
         <w:t>Задание 11</w:t>
       </w:r>
+      <w:bookmarkEnd w:id="11"/>
     </w:p>
     <w:p>
       <w:r>
@@ -4121,7 +5060,7 @@
           <w:lang w:eastAsia="ru-RU"/>
         </w:rPr>
         <w:drawing>
-          <wp:inline distT="0" distB="0" distL="0" distR="0" wp14:anchorId="5E6B6C10" wp14:editId="3CFFEF15">
+          <wp:inline distT="0" distB="0" distL="0" distR="0">
             <wp:extent cx="1803400" cy="425450"/>
             <wp:effectExtent l="0" t="0" r="6350" b="0"/>
             <wp:docPr id="62" name="Рисунок 62"/>
@@ -4136,7 +5075,7 @@
                     <pic:cNvPicPr/>
                   </pic:nvPicPr>
                   <pic:blipFill>
-                    <a:blip r:embed="rId56"/>
+                    <a:blip r:embed="rId56" cstate="print"/>
                     <a:stretch>
                       <a:fillRect/>
                     </a:stretch>
@@ -4174,7 +5113,7 @@
           <w:lang w:eastAsia="ru-RU"/>
         </w:rPr>
         <w:drawing>
-          <wp:inline distT="0" distB="0" distL="0" distR="0" wp14:anchorId="69BBC2E9" wp14:editId="75A6B0A7">
+          <wp:inline distT="0" distB="0" distL="0" distR="0">
             <wp:extent cx="5556250" cy="3263900"/>
             <wp:effectExtent l="0" t="0" r="6350" b="0"/>
             <wp:docPr id="63" name="Рисунок 63"/>
@@ -4189,7 +5128,7 @@
                     <pic:cNvPicPr/>
                   </pic:nvPicPr>
                   <pic:blipFill>
-                    <a:blip r:embed="rId57"/>
+                    <a:blip r:embed="rId57" cstate="print"/>
                     <a:stretch>
                       <a:fillRect/>
                     </a:stretch>
@@ -4211,11 +5150,6 @@
       </w:r>
     </w:p>
     <w:p>
-      <w:pPr>
-        <w:rPr>
-          <w:lang w:val="en-US"/>
-        </w:rPr>
-      </w:pPr>
       <w:r>
         <w:t xml:space="preserve">3. Вызовите команду </w:t>
       </w:r>
@@ -4240,7 +5174,7 @@
           <w:lang w:eastAsia="ru-RU"/>
         </w:rPr>
         <w:drawing>
-          <wp:inline distT="0" distB="0" distL="0" distR="0" wp14:anchorId="2ECC9480" wp14:editId="698C25E4">
+          <wp:inline distT="0" distB="0" distL="0" distR="0">
             <wp:extent cx="2197100" cy="450850"/>
             <wp:effectExtent l="0" t="0" r="0" b="6350"/>
             <wp:docPr id="64" name="Рисунок 64"/>
@@ -4255,7 +5189,7 @@
                     <pic:cNvPicPr/>
                   </pic:nvPicPr>
                   <pic:blipFill>
-                    <a:blip r:embed="rId58"/>
+                    <a:blip r:embed="rId58" cstate="print"/>
                     <a:stretch>
                       <a:fillRect/>
                     </a:stretch>
@@ -4277,11 +5211,6 @@
       </w:r>
     </w:p>
     <w:p>
-      <w:pPr>
-        <w:rPr>
-          <w:lang w:val="en-US"/>
-        </w:rPr>
-      </w:pPr>
       <w:r>
         <w:t>4. Выведите файл d4.txt на экран</w:t>
       </w:r>
@@ -4299,7 +5228,7 @@
         </w:rPr>
         <w:lastRenderedPageBreak/>
         <w:drawing>
-          <wp:inline distT="0" distB="0" distL="0" distR="0" wp14:anchorId="7EA8CD52" wp14:editId="2CD9B2A9">
+          <wp:inline distT="0" distB="0" distL="0" distR="0">
             <wp:extent cx="5905500" cy="3657600"/>
             <wp:effectExtent l="0" t="0" r="0" b="0"/>
             <wp:docPr id="65" name="Рисунок 65"/>
@@ -4314,7 +5243,7 @@
                     <pic:cNvPicPr/>
                   </pic:nvPicPr>
                   <pic:blipFill>
-                    <a:blip r:embed="rId59"/>
+                    <a:blip r:embed="rId59" cstate="print"/>
                     <a:stretch>
                       <a:fillRect/>
                     </a:stretch>
@@ -4336,11 +5265,6 @@
       </w:r>
     </w:p>
     <w:p>
-      <w:pPr>
-        <w:rPr>
-          <w:lang w:val="en-US"/>
-        </w:rPr>
-      </w:pPr>
       <w:r>
         <w:t>5. Выведите файловое дерево в постраничном режиме</w:t>
       </w:r>
@@ -4357,7 +5281,7 @@
           <w:lang w:eastAsia="ru-RU"/>
         </w:rPr>
         <w:drawing>
-          <wp:inline distT="0" distB="0" distL="0" distR="0" wp14:anchorId="68A59BD3" wp14:editId="3457DFEB">
+          <wp:inline distT="0" distB="0" distL="0" distR="0">
             <wp:extent cx="3219450" cy="2286000"/>
             <wp:effectExtent l="0" t="0" r="0" b="0"/>
             <wp:docPr id="66" name="Рисунок 66"/>
@@ -4372,7 +5296,7 @@
                     <pic:cNvPicPr/>
                   </pic:nvPicPr>
                   <pic:blipFill>
-                    <a:blip r:embed="rId60"/>
+                    <a:blip r:embed="rId60" cstate="print"/>
                     <a:stretch>
                       <a:fillRect/>
                     </a:stretch>
@@ -4418,10 +5342,12 @@
       <w:pPr>
         <w:pStyle w:val="2"/>
       </w:pPr>
+      <w:bookmarkStart w:id="12" w:name="_Toc221031662"/>
       <w:r>
         <w:lastRenderedPageBreak/>
         <w:t>Задание 12</w:t>
       </w:r>
+      <w:bookmarkEnd w:id="12"/>
     </w:p>
     <w:p>
       <w:r>
@@ -4440,7 +5366,7 @@
           <w:lang w:eastAsia="ru-RU"/>
         </w:rPr>
         <w:drawing>
-          <wp:inline distT="0" distB="0" distL="0" distR="0" wp14:anchorId="75019F65" wp14:editId="036E9141">
+          <wp:inline distT="0" distB="0" distL="0" distR="0">
             <wp:extent cx="4842345" cy="1522822"/>
             <wp:effectExtent l="0" t="0" r="0" b="1270"/>
             <wp:docPr id="67" name="Рисунок 67"/>
@@ -4455,7 +5381,7 @@
                     <pic:cNvPicPr/>
                   </pic:nvPicPr>
                   <pic:blipFill>
-                    <a:blip r:embed="rId61"/>
+                    <a:blip r:embed="rId61" cstate="print"/>
                     <a:stretch>
                       <a:fillRect/>
                     </a:stretch>
@@ -4486,13 +5412,7 @@
       </w:r>
       <w:proofErr w:type="spellEnd"/>
       <w:r>
-        <w:t xml:space="preserve"> создайте пакетный файл da.bat, в котором содержится команда</w:t>
-      </w:r>
-      <w:r>
-        <w:t xml:space="preserve"> </w:t>
-      </w:r>
-      <w:r>
-        <w:t>вывода на экран текущей даты</w:t>
+        <w:t xml:space="preserve"> создайте пакетный файл da.bat, в котором содержится команда вывода на экран текущей даты</w:t>
       </w:r>
     </w:p>
     <w:p>
@@ -4502,7 +5422,7 @@
           <w:lang w:eastAsia="ru-RU"/>
         </w:rPr>
         <w:drawing>
-          <wp:inline distT="0" distB="0" distL="0" distR="0" wp14:anchorId="43714966" wp14:editId="6C1999F4">
+          <wp:inline distT="0" distB="0" distL="0" distR="0">
             <wp:extent cx="2482850" cy="425450"/>
             <wp:effectExtent l="0" t="0" r="0" b="0"/>
             <wp:docPr id="68" name="Рисунок 68"/>
@@ -4517,7 +5437,7 @@
                     <pic:cNvPicPr/>
                   </pic:nvPicPr>
                   <pic:blipFill>
-                    <a:blip r:embed="rId62"/>
+                    <a:blip r:embed="rId62" cstate="print"/>
                     <a:stretch>
                       <a:fillRect/>
                     </a:stretch>
@@ -4550,7 +5470,7 @@
           <w:lang w:eastAsia="ru-RU"/>
         </w:rPr>
         <w:drawing>
-          <wp:inline distT="0" distB="0" distL="0" distR="0" wp14:anchorId="3012A165" wp14:editId="55C65C15">
+          <wp:inline distT="0" distB="0" distL="0" distR="0">
             <wp:extent cx="1455089" cy="1062897"/>
             <wp:effectExtent l="0" t="0" r="0" b="4445"/>
             <wp:docPr id="70" name="Рисунок 70"/>
@@ -4565,7 +5485,7 @@
                     <pic:cNvPicPr/>
                   </pic:nvPicPr>
                   <pic:blipFill>
-                    <a:blip r:embed="rId63"/>
+                    <a:blip r:embed="rId63" cstate="print"/>
                     <a:stretch>
                       <a:fillRect/>
                     </a:stretch>
@@ -4598,7 +5518,7 @@
           <w:lang w:eastAsia="ru-RU"/>
         </w:rPr>
         <w:drawing>
-          <wp:inline distT="0" distB="0" distL="0" distR="0" wp14:anchorId="5F4ACA0E" wp14:editId="53365500">
+          <wp:inline distT="0" distB="0" distL="0" distR="0">
             <wp:extent cx="1288112" cy="962382"/>
             <wp:effectExtent l="0" t="0" r="7620" b="9525"/>
             <wp:docPr id="72" name="Рисунок 72"/>
@@ -4613,7 +5533,7 @@
                     <pic:cNvPicPr/>
                   </pic:nvPicPr>
                   <pic:blipFill>
-                    <a:blip r:embed="rId64"/>
+                    <a:blip r:embed="rId64" cstate="print"/>
                     <a:stretch>
                       <a:fillRect/>
                     </a:stretch>
@@ -4645,14 +5565,14 @@
           <w:b/>
         </w:rPr>
       </w:pPr>
-      <w:bookmarkStart w:id="0" w:name="_GoBack"/>
+      <w:bookmarkStart w:id="13" w:name="_GoBack"/>
       <w:r>
         <w:rPr>
           <w:noProof/>
           <w:lang w:eastAsia="ru-RU"/>
         </w:rPr>
         <w:drawing>
-          <wp:inline distT="0" distB="0" distL="0" distR="0" wp14:anchorId="3E9BD68E" wp14:editId="6757A38B">
+          <wp:inline distT="0" distB="0" distL="0" distR="0">
             <wp:extent cx="4521548" cy="1248354"/>
             <wp:effectExtent l="0" t="0" r="0" b="9525"/>
             <wp:docPr id="73" name="Рисунок 73"/>
@@ -4667,7 +5587,7 @@
                     <pic:cNvPicPr/>
                   </pic:nvPicPr>
                   <pic:blipFill>
-                    <a:blip r:embed="rId65"/>
+                    <a:blip r:embed="rId65" cstate="print"/>
                     <a:stretch>
                       <a:fillRect/>
                     </a:stretch>
@@ -4687,7 +5607,7 @@
           </wp:inline>
         </w:drawing>
       </w:r>
-      <w:bookmarkEnd w:id="0"/>
+      <w:bookmarkEnd w:id="13"/>
     </w:p>
     <w:p>
       <w:r>
@@ -4733,7 +5653,7 @@
           <w:lang w:eastAsia="ru-RU"/>
         </w:rPr>
         <w:drawing>
-          <wp:inline distT="0" distB="0" distL="0" distR="0" wp14:anchorId="3A2CD93A" wp14:editId="5412A904">
+          <wp:inline distT="0" distB="0" distL="0" distR="0">
             <wp:extent cx="1439186" cy="486415"/>
             <wp:effectExtent l="0" t="0" r="8890" b="8890"/>
             <wp:docPr id="75" name="Рисунок 75"/>
@@ -4748,7 +5668,7 @@
                     <pic:cNvPicPr/>
                   </pic:nvPicPr>
                   <pic:blipFill>
-                    <a:blip r:embed="rId66"/>
+                    <a:blip r:embed="rId66" cstate="print"/>
                     <a:stretch>
                       <a:fillRect/>
                     </a:stretch>
@@ -4770,13 +5690,16 @@
       </w:r>
     </w:p>
     <w:p>
-      <w:pPr>
-        <w:rPr>
-          <w:lang w:val="en-US"/>
-        </w:rPr>
-      </w:pPr>
-      <w:r>
-        <w:t>7. Запустите на исполнение файл da.bat без указания пути</w:t>
+      <w:r>
+        <w:t xml:space="preserve">7. Запустите на исполнение файл </w:t>
+      </w:r>
+      <w:proofErr w:type="spellStart"/>
+      <w:r>
+        <w:t>da.bat</w:t>
+      </w:r>
+      <w:proofErr w:type="spellEnd"/>
+      <w:r>
+        <w:t xml:space="preserve"> без указания пути</w:t>
       </w:r>
     </w:p>
     <w:p>
@@ -4791,7 +5714,7 @@
           <w:lang w:eastAsia="ru-RU"/>
         </w:rPr>
         <w:drawing>
-          <wp:inline distT="0" distB="0" distL="0" distR="0" wp14:anchorId="24AED44F" wp14:editId="24F7125D">
+          <wp:inline distT="0" distB="0" distL="0" distR="0">
             <wp:extent cx="4126727" cy="658520"/>
             <wp:effectExtent l="0" t="0" r="7620" b="8255"/>
             <wp:docPr id="76" name="Рисунок 76"/>
@@ -4806,7 +5729,7 @@
                     <pic:cNvPicPr/>
                   </pic:nvPicPr>
                   <pic:blipFill>
-                    <a:blip r:embed="rId67"/>
+                    <a:blip r:embed="rId67" cstate="print"/>
                     <a:stretch>
                       <a:fillRect/>
                     </a:stretch>
@@ -4828,18 +5751,21 @@
       </w:r>
     </w:p>
     <w:p>
-      <w:pPr>
-        <w:rPr>
-          <w:lang w:val="en-US"/>
-        </w:rPr>
-      </w:pPr>
       <w:r>
         <w:t>8. Ознакомьтесь с сообщением ОС</w:t>
       </w:r>
     </w:p>
     <w:p>
       <w:r>
-        <w:t>Не нашла da.bat в текущем каталоге (D:\)</w:t>
+        <w:t xml:space="preserve">Не нашла </w:t>
+      </w:r>
+      <w:proofErr w:type="spellStart"/>
+      <w:r>
+        <w:t>da.bat</w:t>
+      </w:r>
+      <w:proofErr w:type="spellEnd"/>
+      <w:r>
+        <w:t xml:space="preserve"> в текущем каталоге (D:\)</w:t>
       </w:r>
     </w:p>
     <w:p>
@@ -4854,7 +5780,7 @@
           <w:lang w:eastAsia="ru-RU"/>
         </w:rPr>
         <w:drawing>
-          <wp:inline distT="0" distB="0" distL="0" distR="0" wp14:anchorId="5190A6D0" wp14:editId="355C6828">
+          <wp:inline distT="0" distB="0" distL="0" distR="0">
             <wp:extent cx="2759103" cy="403771"/>
             <wp:effectExtent l="0" t="0" r="3175" b="0"/>
             <wp:docPr id="77" name="Рисунок 77"/>
@@ -4869,7 +5795,7 @@
                     <pic:cNvPicPr/>
                   </pic:nvPicPr>
                   <pic:blipFill>
-                    <a:blip r:embed="rId68"/>
+                    <a:blip r:embed="rId68" cstate="print"/>
                     <a:stretch>
                       <a:fillRect/>
                     </a:stretch>
@@ -4912,7 +5838,7 @@
           <w:lang w:eastAsia="ru-RU"/>
         </w:rPr>
         <w:drawing>
-          <wp:inline distT="0" distB="0" distL="0" distR="0" wp14:anchorId="3EC01451" wp14:editId="3E6E9D92">
+          <wp:inline distT="0" distB="0" distL="0" distR="0">
             <wp:extent cx="5228368" cy="930303"/>
             <wp:effectExtent l="0" t="0" r="0" b="3175"/>
             <wp:docPr id="78" name="Рисунок 78"/>
@@ -4927,7 +5853,7 @@
                     <pic:cNvPicPr/>
                   </pic:nvPicPr>
                   <pic:blipFill>
-                    <a:blip r:embed="rId69"/>
+                    <a:blip r:embed="rId69" cstate="print"/>
                     <a:stretch>
                       <a:fillRect/>
                     </a:stretch>
@@ -4978,7 +5904,7 @@
           <w:lang w:eastAsia="ru-RU"/>
         </w:rPr>
         <w:drawing>
-          <wp:inline distT="0" distB="0" distL="0" distR="0" wp14:anchorId="78BA116E" wp14:editId="153BA1F9">
+          <wp:inline distT="0" distB="0" distL="0" distR="0">
             <wp:extent cx="1657350" cy="1085850"/>
             <wp:effectExtent l="0" t="0" r="0" b="0"/>
             <wp:docPr id="79" name="Рисунок 79"/>
@@ -4993,7 +5919,7 @@
                     <pic:cNvPicPr/>
                   </pic:nvPicPr>
                   <pic:blipFill>
-                    <a:blip r:embed="rId70"/>
+                    <a:blip r:embed="rId70" cstate="print"/>
                     <a:stretch>
                       <a:fillRect/>
                     </a:stretch>
@@ -5014,10 +5940,1746 @@
         </w:drawing>
       </w:r>
     </w:p>
-    <w:p/>
-    <w:p/>
-    <w:p/>
-    <w:p/>
+    <w:p>
+      <w:pPr>
+        <w:pStyle w:val="2"/>
+        <w:rPr>
+          <w:lang w:val="en-US"/>
+        </w:rPr>
+      </w:pPr>
+      <w:r>
+        <w:lastRenderedPageBreak/>
+        <w:t>Задание 13</w:t>
+      </w:r>
+    </w:p>
+    <w:p>
+      <w:pPr>
+        <w:rPr>
+          <w:lang w:val="en-US"/>
+        </w:rPr>
+      </w:pPr>
+      <w:r>
+        <w:t>1</w:t>
+      </w:r>
+      <w:r>
+        <w:t xml:space="preserve">вызовите справку по </w:t>
+      </w:r>
+      <w:proofErr w:type="spellStart"/>
+      <w:r>
+        <w:rPr>
+          <w:lang w:val="en-US"/>
+        </w:rPr>
+        <w:t>mkdir</w:t>
+      </w:r>
+      <w:proofErr w:type="spellEnd"/>
+    </w:p>
+    <w:p>
+      <w:r>
+        <w:t>2. Создайте каталог (в названии используйте номер группы)</w:t>
+      </w:r>
+    </w:p>
+    <w:p>
+      <w:pPr>
+        <w:rPr>
+          <w:lang w:val="en-US"/>
+        </w:rPr>
+      </w:pPr>
+      <w:r>
+        <w:rPr>
+          <w:noProof/>
+          <w:lang w:eastAsia="ru-RU"/>
+        </w:rPr>
+        <w:drawing>
+          <wp:inline distT="0" distB="0" distL="0" distR="0">
+            <wp:extent cx="5940425" cy="2026775"/>
+            <wp:effectExtent l="19050" t="0" r="3175" b="0"/>
+            <wp:docPr id="32" name="Рисунок 4"/>
+            <wp:cNvGraphicFramePr>
+              <a:graphicFrameLocks xmlns:a="http://schemas.openxmlformats.org/drawingml/2006/main" noChangeAspect="1"/>
+            </wp:cNvGraphicFramePr>
+            <a:graphic xmlns:a="http://schemas.openxmlformats.org/drawingml/2006/main">
+              <a:graphicData uri="http://schemas.openxmlformats.org/drawingml/2006/picture">
+                <pic:pic xmlns:pic="http://schemas.openxmlformats.org/drawingml/2006/picture">
+                  <pic:nvPicPr>
+                    <pic:cNvPr id="0" name="Picture 4"/>
+                    <pic:cNvPicPr>
+                      <a:picLocks noChangeAspect="1" noChangeArrowheads="1"/>
+                    </pic:cNvPicPr>
+                  </pic:nvPicPr>
+                  <pic:blipFill>
+                    <a:blip r:embed="rId71" cstate="print"/>
+                    <a:srcRect/>
+                    <a:stretch>
+                      <a:fillRect/>
+                    </a:stretch>
+                  </pic:blipFill>
+                  <pic:spPr bwMode="auto">
+                    <a:xfrm>
+                      <a:off x="0" y="0"/>
+                      <a:ext cx="5940425" cy="2026775"/>
+                    </a:xfrm>
+                    <a:prstGeom prst="rect">
+                      <a:avLst/>
+                    </a:prstGeom>
+                    <a:noFill/>
+                    <a:ln w="9525">
+                      <a:noFill/>
+                      <a:miter lim="800000"/>
+                      <a:headEnd/>
+                      <a:tailEnd/>
+                    </a:ln>
+                  </pic:spPr>
+                </pic:pic>
+              </a:graphicData>
+            </a:graphic>
+          </wp:inline>
+        </w:drawing>
+      </w:r>
+    </w:p>
+    <w:p>
+      <w:pPr>
+        <w:rPr>
+          <w:lang w:val="en-US"/>
+        </w:rPr>
+      </w:pPr>
+      <w:r>
+        <w:t>3. Перейдите в новый каталог</w:t>
+      </w:r>
+    </w:p>
+    <w:p>
+      <w:pPr>
+        <w:rPr>
+          <w:lang w:val="en-US"/>
+        </w:rPr>
+      </w:pPr>
+      <w:r>
+        <w:rPr>
+          <w:noProof/>
+          <w:lang w:eastAsia="ru-RU"/>
+        </w:rPr>
+        <w:drawing>
+          <wp:inline distT="0" distB="0" distL="0" distR="0">
+            <wp:extent cx="4047490" cy="1025525"/>
+            <wp:effectExtent l="19050" t="0" r="0" b="0"/>
+            <wp:docPr id="34" name="Рисунок 7"/>
+            <wp:cNvGraphicFramePr>
+              <a:graphicFrameLocks xmlns:a="http://schemas.openxmlformats.org/drawingml/2006/main" noChangeAspect="1"/>
+            </wp:cNvGraphicFramePr>
+            <a:graphic xmlns:a="http://schemas.openxmlformats.org/drawingml/2006/main">
+              <a:graphicData uri="http://schemas.openxmlformats.org/drawingml/2006/picture">
+                <pic:pic xmlns:pic="http://schemas.openxmlformats.org/drawingml/2006/picture">
+                  <pic:nvPicPr>
+                    <pic:cNvPr id="0" name="Picture 7"/>
+                    <pic:cNvPicPr>
+                      <a:picLocks noChangeAspect="1" noChangeArrowheads="1"/>
+                    </pic:cNvPicPr>
+                  </pic:nvPicPr>
+                  <pic:blipFill>
+                    <a:blip r:embed="rId72" cstate="print"/>
+                    <a:srcRect/>
+                    <a:stretch>
+                      <a:fillRect/>
+                    </a:stretch>
+                  </pic:blipFill>
+                  <pic:spPr bwMode="auto">
+                    <a:xfrm>
+                      <a:off x="0" y="0"/>
+                      <a:ext cx="4047490" cy="1025525"/>
+                    </a:xfrm>
+                    <a:prstGeom prst="rect">
+                      <a:avLst/>
+                    </a:prstGeom>
+                    <a:noFill/>
+                    <a:ln w="9525">
+                      <a:noFill/>
+                      <a:miter lim="800000"/>
+                      <a:headEnd/>
+                      <a:tailEnd/>
+                    </a:ln>
+                  </pic:spPr>
+                </pic:pic>
+              </a:graphicData>
+            </a:graphic>
+          </wp:inline>
+        </w:drawing>
+      </w:r>
+    </w:p>
+    <w:p>
+      <w:pPr>
+        <w:rPr>
+          <w:lang w:val="en-US"/>
+        </w:rPr>
+      </w:pPr>
+      <w:r>
+        <w:t>4. Создайте каталог (в названии используйте фамилию)</w:t>
+      </w:r>
+    </w:p>
+    <w:p>
+      <w:pPr>
+        <w:rPr>
+          <w:lang w:val="en-US"/>
+        </w:rPr>
+      </w:pPr>
+      <w:r>
+        <w:rPr>
+          <w:noProof/>
+          <w:lang w:eastAsia="ru-RU"/>
+        </w:rPr>
+        <w:drawing>
+          <wp:inline distT="0" distB="0" distL="0" distR="0">
+            <wp:extent cx="5940425" cy="1780029"/>
+            <wp:effectExtent l="19050" t="0" r="3175" b="0"/>
+            <wp:docPr id="35" name="Рисунок 10"/>
+            <wp:cNvGraphicFramePr>
+              <a:graphicFrameLocks xmlns:a="http://schemas.openxmlformats.org/drawingml/2006/main" noChangeAspect="1"/>
+            </wp:cNvGraphicFramePr>
+            <a:graphic xmlns:a="http://schemas.openxmlformats.org/drawingml/2006/main">
+              <a:graphicData uri="http://schemas.openxmlformats.org/drawingml/2006/picture">
+                <pic:pic xmlns:pic="http://schemas.openxmlformats.org/drawingml/2006/picture">
+                  <pic:nvPicPr>
+                    <pic:cNvPr id="0" name="Picture 10"/>
+                    <pic:cNvPicPr>
+                      <a:picLocks noChangeAspect="1" noChangeArrowheads="1"/>
+                    </pic:cNvPicPr>
+                  </pic:nvPicPr>
+                  <pic:blipFill>
+                    <a:blip r:embed="rId73" cstate="print"/>
+                    <a:srcRect/>
+                    <a:stretch>
+                      <a:fillRect/>
+                    </a:stretch>
+                  </pic:blipFill>
+                  <pic:spPr bwMode="auto">
+                    <a:xfrm>
+                      <a:off x="0" y="0"/>
+                      <a:ext cx="5940425" cy="1780029"/>
+                    </a:xfrm>
+                    <a:prstGeom prst="rect">
+                      <a:avLst/>
+                    </a:prstGeom>
+                    <a:noFill/>
+                    <a:ln w="9525">
+                      <a:noFill/>
+                      <a:miter lim="800000"/>
+                      <a:headEnd/>
+                      <a:tailEnd/>
+                    </a:ln>
+                  </pic:spPr>
+                </pic:pic>
+              </a:graphicData>
+            </a:graphic>
+          </wp:inline>
+        </w:drawing>
+      </w:r>
+    </w:p>
+    <w:p>
+      <w:pPr>
+        <w:rPr>
+          <w:lang w:val="en-US"/>
+        </w:rPr>
+      </w:pPr>
+      <w:r>
+        <w:t>5. Перейдите в новый каталог</w:t>
+      </w:r>
+    </w:p>
+    <w:p>
+      <w:pPr>
+        <w:rPr>
+          <w:lang w:val="en-US"/>
+        </w:rPr>
+      </w:pPr>
+      <w:r>
+        <w:rPr>
+          <w:noProof/>
+          <w:lang w:eastAsia="ru-RU"/>
+        </w:rPr>
+        <w:drawing>
+          <wp:inline distT="0" distB="0" distL="0" distR="0">
+            <wp:extent cx="6121496" cy="1073426"/>
+            <wp:effectExtent l="19050" t="0" r="0" b="0"/>
+            <wp:docPr id="36" name="Рисунок 13"/>
+            <wp:cNvGraphicFramePr>
+              <a:graphicFrameLocks xmlns:a="http://schemas.openxmlformats.org/drawingml/2006/main" noChangeAspect="1"/>
+            </wp:cNvGraphicFramePr>
+            <a:graphic xmlns:a="http://schemas.openxmlformats.org/drawingml/2006/main">
+              <a:graphicData uri="http://schemas.openxmlformats.org/drawingml/2006/picture">
+                <pic:pic xmlns:pic="http://schemas.openxmlformats.org/drawingml/2006/picture">
+                  <pic:nvPicPr>
+                    <pic:cNvPr id="0" name="Picture 13"/>
+                    <pic:cNvPicPr>
+                      <a:picLocks noChangeAspect="1" noChangeArrowheads="1"/>
+                    </pic:cNvPicPr>
+                  </pic:nvPicPr>
+                  <pic:blipFill>
+                    <a:blip r:embed="rId74" cstate="print"/>
+                    <a:srcRect/>
+                    <a:stretch>
+                      <a:fillRect/>
+                    </a:stretch>
+                  </pic:blipFill>
+                  <pic:spPr bwMode="auto">
+                    <a:xfrm>
+                      <a:off x="0" y="0"/>
+                      <a:ext cx="6120275" cy="1073212"/>
+                    </a:xfrm>
+                    <a:prstGeom prst="rect">
+                      <a:avLst/>
+                    </a:prstGeom>
+                    <a:noFill/>
+                    <a:ln w="9525">
+                      <a:noFill/>
+                      <a:miter lim="800000"/>
+                      <a:headEnd/>
+                      <a:tailEnd/>
+                    </a:ln>
+                  </pic:spPr>
+                </pic:pic>
+              </a:graphicData>
+            </a:graphic>
+          </wp:inline>
+        </w:drawing>
+      </w:r>
+    </w:p>
+    <w:p>
+      <w:pPr>
+        <w:rPr>
+          <w:lang w:val="en-US"/>
+        </w:rPr>
+      </w:pPr>
+    </w:p>
+    <w:p>
+      <w:pPr>
+        <w:rPr>
+          <w:lang w:val="en-US"/>
+        </w:rPr>
+      </w:pPr>
+      <w:r>
+        <w:t>6. Создайте текстовый файл</w:t>
+      </w:r>
+    </w:p>
+    <w:p>
+      <w:pPr>
+        <w:rPr>
+          <w:lang w:val="en-US"/>
+        </w:rPr>
+      </w:pPr>
+      <w:r>
+        <w:rPr>
+          <w:noProof/>
+          <w:lang w:eastAsia="ru-RU"/>
+        </w:rPr>
+        <w:drawing>
+          <wp:inline distT="0" distB="0" distL="0" distR="0">
+            <wp:extent cx="5940425" cy="528483"/>
+            <wp:effectExtent l="19050" t="0" r="3175" b="0"/>
+            <wp:docPr id="37" name="Рисунок 16"/>
+            <wp:cNvGraphicFramePr>
+              <a:graphicFrameLocks xmlns:a="http://schemas.openxmlformats.org/drawingml/2006/main" noChangeAspect="1"/>
+            </wp:cNvGraphicFramePr>
+            <a:graphic xmlns:a="http://schemas.openxmlformats.org/drawingml/2006/main">
+              <a:graphicData uri="http://schemas.openxmlformats.org/drawingml/2006/picture">
+                <pic:pic xmlns:pic="http://schemas.openxmlformats.org/drawingml/2006/picture">
+                  <pic:nvPicPr>
+                    <pic:cNvPr id="0" name="Picture 16"/>
+                    <pic:cNvPicPr>
+                      <a:picLocks noChangeAspect="1" noChangeArrowheads="1"/>
+                    </pic:cNvPicPr>
+                  </pic:nvPicPr>
+                  <pic:blipFill>
+                    <a:blip r:embed="rId75" cstate="print"/>
+                    <a:srcRect/>
+                    <a:stretch>
+                      <a:fillRect/>
+                    </a:stretch>
+                  </pic:blipFill>
+                  <pic:spPr bwMode="auto">
+                    <a:xfrm>
+                      <a:off x="0" y="0"/>
+                      <a:ext cx="5940425" cy="528483"/>
+                    </a:xfrm>
+                    <a:prstGeom prst="rect">
+                      <a:avLst/>
+                    </a:prstGeom>
+                    <a:noFill/>
+                    <a:ln w="9525">
+                      <a:noFill/>
+                      <a:miter lim="800000"/>
+                      <a:headEnd/>
+                      <a:tailEnd/>
+                    </a:ln>
+                  </pic:spPr>
+                </pic:pic>
+              </a:graphicData>
+            </a:graphic>
+          </wp:inline>
+        </w:drawing>
+      </w:r>
+    </w:p>
+    <w:p>
+      <w:pPr>
+        <w:rPr>
+          <w:lang w:val="en-US"/>
+        </w:rPr>
+      </w:pPr>
+      <w:r>
+        <w:t xml:space="preserve">7. Вызовите справку по </w:t>
+      </w:r>
+      <w:proofErr w:type="spellStart"/>
+      <w:r>
+        <w:t>del</w:t>
+      </w:r>
+      <w:proofErr w:type="spellEnd"/>
+    </w:p>
+    <w:p>
+      <w:pPr>
+        <w:rPr>
+          <w:lang w:val="en-US"/>
+        </w:rPr>
+      </w:pPr>
+      <w:r>
+        <w:t>8. Удалите текстовый файл</w:t>
+      </w:r>
+    </w:p>
+    <w:p>
+      <w:pPr>
+        <w:rPr>
+          <w:lang w:val="en-US"/>
+        </w:rPr>
+      </w:pPr>
+      <w:r>
+        <w:rPr>
+          <w:noProof/>
+          <w:lang w:eastAsia="ru-RU"/>
+        </w:rPr>
+        <w:drawing>
+          <wp:inline distT="0" distB="0" distL="0" distR="0">
+            <wp:extent cx="5940425" cy="508229"/>
+            <wp:effectExtent l="19050" t="0" r="3175" b="0"/>
+            <wp:docPr id="38" name="Рисунок 19"/>
+            <wp:cNvGraphicFramePr>
+              <a:graphicFrameLocks xmlns:a="http://schemas.openxmlformats.org/drawingml/2006/main" noChangeAspect="1"/>
+            </wp:cNvGraphicFramePr>
+            <a:graphic xmlns:a="http://schemas.openxmlformats.org/drawingml/2006/main">
+              <a:graphicData uri="http://schemas.openxmlformats.org/drawingml/2006/picture">
+                <pic:pic xmlns:pic="http://schemas.openxmlformats.org/drawingml/2006/picture">
+                  <pic:nvPicPr>
+                    <pic:cNvPr id="0" name="Picture 19"/>
+                    <pic:cNvPicPr>
+                      <a:picLocks noChangeAspect="1" noChangeArrowheads="1"/>
+                    </pic:cNvPicPr>
+                  </pic:nvPicPr>
+                  <pic:blipFill>
+                    <a:blip r:embed="rId76" cstate="print"/>
+                    <a:srcRect/>
+                    <a:stretch>
+                      <a:fillRect/>
+                    </a:stretch>
+                  </pic:blipFill>
+                  <pic:spPr bwMode="auto">
+                    <a:xfrm>
+                      <a:off x="0" y="0"/>
+                      <a:ext cx="5940425" cy="508229"/>
+                    </a:xfrm>
+                    <a:prstGeom prst="rect">
+                      <a:avLst/>
+                    </a:prstGeom>
+                    <a:noFill/>
+                    <a:ln w="9525">
+                      <a:noFill/>
+                      <a:miter lim="800000"/>
+                      <a:headEnd/>
+                      <a:tailEnd/>
+                    </a:ln>
+                  </pic:spPr>
+                </pic:pic>
+              </a:graphicData>
+            </a:graphic>
+          </wp:inline>
+        </w:drawing>
+      </w:r>
+    </w:p>
+    <w:p>
+      <w:pPr>
+        <w:rPr>
+          <w:lang w:val="en-US"/>
+        </w:rPr>
+      </w:pPr>
+      <w:r>
+        <w:t>9. Поднимитесь на один уровень вверх по файловому дереву</w:t>
+      </w:r>
+    </w:p>
+    <w:p>
+      <w:pPr>
+        <w:rPr>
+          <w:lang w:val="en-US"/>
+        </w:rPr>
+      </w:pPr>
+      <w:r>
+        <w:rPr>
+          <w:noProof/>
+          <w:lang w:eastAsia="ru-RU"/>
+        </w:rPr>
+        <w:drawing>
+          <wp:inline distT="0" distB="0" distL="0" distR="0">
+            <wp:extent cx="5231765" cy="659765"/>
+            <wp:effectExtent l="19050" t="0" r="6985" b="0"/>
+            <wp:docPr id="39" name="Рисунок 22"/>
+            <wp:cNvGraphicFramePr>
+              <a:graphicFrameLocks xmlns:a="http://schemas.openxmlformats.org/drawingml/2006/main" noChangeAspect="1"/>
+            </wp:cNvGraphicFramePr>
+            <a:graphic xmlns:a="http://schemas.openxmlformats.org/drawingml/2006/main">
+              <a:graphicData uri="http://schemas.openxmlformats.org/drawingml/2006/picture">
+                <pic:pic xmlns:pic="http://schemas.openxmlformats.org/drawingml/2006/picture">
+                  <pic:nvPicPr>
+                    <pic:cNvPr id="0" name="Picture 22"/>
+                    <pic:cNvPicPr>
+                      <a:picLocks noChangeAspect="1" noChangeArrowheads="1"/>
+                    </pic:cNvPicPr>
+                  </pic:nvPicPr>
+                  <pic:blipFill>
+                    <a:blip r:embed="rId77" cstate="print"/>
+                    <a:srcRect/>
+                    <a:stretch>
+                      <a:fillRect/>
+                    </a:stretch>
+                  </pic:blipFill>
+                  <pic:spPr bwMode="auto">
+                    <a:xfrm>
+                      <a:off x="0" y="0"/>
+                      <a:ext cx="5231765" cy="659765"/>
+                    </a:xfrm>
+                    <a:prstGeom prst="rect">
+                      <a:avLst/>
+                    </a:prstGeom>
+                    <a:noFill/>
+                    <a:ln w="9525">
+                      <a:noFill/>
+                      <a:miter lim="800000"/>
+                      <a:headEnd/>
+                      <a:tailEnd/>
+                    </a:ln>
+                  </pic:spPr>
+                </pic:pic>
+              </a:graphicData>
+            </a:graphic>
+          </wp:inline>
+        </w:drawing>
+      </w:r>
+    </w:p>
+    <w:p>
+      <w:pPr>
+        <w:rPr>
+          <w:lang w:val="en-US"/>
+        </w:rPr>
+      </w:pPr>
+      <w:r>
+        <w:t xml:space="preserve">10. Вызовите справку по </w:t>
+      </w:r>
+      <w:proofErr w:type="spellStart"/>
+      <w:r>
+        <w:t>rmdir</w:t>
+      </w:r>
+      <w:proofErr w:type="spellEnd"/>
+    </w:p>
+    <w:p>
+      <w:pPr>
+        <w:rPr>
+          <w:lang w:val="en-US"/>
+        </w:rPr>
+      </w:pPr>
+      <w:r>
+        <w:t>11. Удалите каталог</w:t>
+      </w:r>
+    </w:p>
+    <w:p>
+      <w:pPr>
+        <w:rPr>
+          <w:lang w:val="en-US"/>
+        </w:rPr>
+      </w:pPr>
+      <w:r>
+        <w:rPr>
+          <w:noProof/>
+          <w:lang w:eastAsia="ru-RU"/>
+        </w:rPr>
+        <w:drawing>
+          <wp:inline distT="0" distB="0" distL="0" distR="0">
+            <wp:extent cx="4874260" cy="596265"/>
+            <wp:effectExtent l="19050" t="0" r="2540" b="0"/>
+            <wp:docPr id="46" name="Рисунок 25"/>
+            <wp:cNvGraphicFramePr>
+              <a:graphicFrameLocks xmlns:a="http://schemas.openxmlformats.org/drawingml/2006/main" noChangeAspect="1"/>
+            </wp:cNvGraphicFramePr>
+            <a:graphic xmlns:a="http://schemas.openxmlformats.org/drawingml/2006/main">
+              <a:graphicData uri="http://schemas.openxmlformats.org/drawingml/2006/picture">
+                <pic:pic xmlns:pic="http://schemas.openxmlformats.org/drawingml/2006/picture">
+                  <pic:nvPicPr>
+                    <pic:cNvPr id="0" name="Picture 25"/>
+                    <pic:cNvPicPr>
+                      <a:picLocks noChangeAspect="1" noChangeArrowheads="1"/>
+                    </pic:cNvPicPr>
+                  </pic:nvPicPr>
+                  <pic:blipFill>
+                    <a:blip r:embed="rId78" cstate="print"/>
+                    <a:srcRect/>
+                    <a:stretch>
+                      <a:fillRect/>
+                    </a:stretch>
+                  </pic:blipFill>
+                  <pic:spPr bwMode="auto">
+                    <a:xfrm>
+                      <a:off x="0" y="0"/>
+                      <a:ext cx="4874260" cy="596265"/>
+                    </a:xfrm>
+                    <a:prstGeom prst="rect">
+                      <a:avLst/>
+                    </a:prstGeom>
+                    <a:noFill/>
+                    <a:ln w="9525">
+                      <a:noFill/>
+                      <a:miter lim="800000"/>
+                      <a:headEnd/>
+                      <a:tailEnd/>
+                    </a:ln>
+                  </pic:spPr>
+                </pic:pic>
+              </a:graphicData>
+            </a:graphic>
+          </wp:inline>
+        </w:drawing>
+      </w:r>
+    </w:p>
+    <w:p>
+      <w:pPr>
+        <w:rPr>
+          <w:lang w:val="en-US"/>
+        </w:rPr>
+      </w:pPr>
+      <w:r>
+        <w:t>12. Создайте каталог</w:t>
+      </w:r>
+    </w:p>
+    <w:p>
+      <w:pPr>
+        <w:rPr>
+          <w:lang w:val="en-US"/>
+        </w:rPr>
+      </w:pPr>
+      <w:r>
+        <w:rPr>
+          <w:noProof/>
+          <w:lang w:eastAsia="ru-RU"/>
+        </w:rPr>
+        <w:drawing>
+          <wp:inline distT="0" distB="0" distL="0" distR="0">
+            <wp:extent cx="5940425" cy="2279105"/>
+            <wp:effectExtent l="19050" t="0" r="3175" b="0"/>
+            <wp:docPr id="60" name="Рисунок 28"/>
+            <wp:cNvGraphicFramePr>
+              <a:graphicFrameLocks xmlns:a="http://schemas.openxmlformats.org/drawingml/2006/main" noChangeAspect="1"/>
+            </wp:cNvGraphicFramePr>
+            <a:graphic xmlns:a="http://schemas.openxmlformats.org/drawingml/2006/main">
+              <a:graphicData uri="http://schemas.openxmlformats.org/drawingml/2006/picture">
+                <pic:pic xmlns:pic="http://schemas.openxmlformats.org/drawingml/2006/picture">
+                  <pic:nvPicPr>
+                    <pic:cNvPr id="0" name="Picture 28"/>
+                    <pic:cNvPicPr>
+                      <a:picLocks noChangeAspect="1" noChangeArrowheads="1"/>
+                    </pic:cNvPicPr>
+                  </pic:nvPicPr>
+                  <pic:blipFill>
+                    <a:blip r:embed="rId79" cstate="print"/>
+                    <a:srcRect/>
+                    <a:stretch>
+                      <a:fillRect/>
+                    </a:stretch>
+                  </pic:blipFill>
+                  <pic:spPr bwMode="auto">
+                    <a:xfrm>
+                      <a:off x="0" y="0"/>
+                      <a:ext cx="5940425" cy="2279105"/>
+                    </a:xfrm>
+                    <a:prstGeom prst="rect">
+                      <a:avLst/>
+                    </a:prstGeom>
+                    <a:noFill/>
+                    <a:ln w="9525">
+                      <a:noFill/>
+                      <a:miter lim="800000"/>
+                      <a:headEnd/>
+                      <a:tailEnd/>
+                    </a:ln>
+                  </pic:spPr>
+                </pic:pic>
+              </a:graphicData>
+            </a:graphic>
+          </wp:inline>
+        </w:drawing>
+      </w:r>
+    </w:p>
+    <w:p>
+      <w:pPr>
+        <w:rPr>
+          <w:lang w:val="en-US"/>
+        </w:rPr>
+      </w:pPr>
+      <w:r>
+        <w:lastRenderedPageBreak/>
+        <w:t>13. Поднимитесь на один уровень вверх по файловому дереву</w:t>
+      </w:r>
+    </w:p>
+    <w:p>
+      <w:pPr>
+        <w:rPr>
+          <w:lang w:val="en-US"/>
+        </w:rPr>
+      </w:pPr>
+      <w:r>
+        <w:rPr>
+          <w:noProof/>
+          <w:lang w:eastAsia="ru-RU"/>
+        </w:rPr>
+        <w:drawing>
+          <wp:inline distT="0" distB="0" distL="0" distR="0">
+            <wp:extent cx="3458845" cy="707390"/>
+            <wp:effectExtent l="19050" t="0" r="8255" b="0"/>
+            <wp:docPr id="69" name="Рисунок 31"/>
+            <wp:cNvGraphicFramePr>
+              <a:graphicFrameLocks xmlns:a="http://schemas.openxmlformats.org/drawingml/2006/main" noChangeAspect="1"/>
+            </wp:cNvGraphicFramePr>
+            <a:graphic xmlns:a="http://schemas.openxmlformats.org/drawingml/2006/main">
+              <a:graphicData uri="http://schemas.openxmlformats.org/drawingml/2006/picture">
+                <pic:pic xmlns:pic="http://schemas.openxmlformats.org/drawingml/2006/picture">
+                  <pic:nvPicPr>
+                    <pic:cNvPr id="0" name="Picture 31"/>
+                    <pic:cNvPicPr>
+                      <a:picLocks noChangeAspect="1" noChangeArrowheads="1"/>
+                    </pic:cNvPicPr>
+                  </pic:nvPicPr>
+                  <pic:blipFill>
+                    <a:blip r:embed="rId80" cstate="print"/>
+                    <a:srcRect/>
+                    <a:stretch>
+                      <a:fillRect/>
+                    </a:stretch>
+                  </pic:blipFill>
+                  <pic:spPr bwMode="auto">
+                    <a:xfrm>
+                      <a:off x="0" y="0"/>
+                      <a:ext cx="3458845" cy="707390"/>
+                    </a:xfrm>
+                    <a:prstGeom prst="rect">
+                      <a:avLst/>
+                    </a:prstGeom>
+                    <a:noFill/>
+                    <a:ln w="9525">
+                      <a:noFill/>
+                      <a:miter lim="800000"/>
+                      <a:headEnd/>
+                      <a:tailEnd/>
+                    </a:ln>
+                  </pic:spPr>
+                </pic:pic>
+              </a:graphicData>
+            </a:graphic>
+          </wp:inline>
+        </w:drawing>
+      </w:r>
+    </w:p>
+    <w:p>
+      <w:pPr>
+        <w:rPr>
+          <w:lang w:val="en-US"/>
+        </w:rPr>
+      </w:pPr>
+      <w:r>
+        <w:t>14. Удалите каталог</w:t>
+      </w:r>
+    </w:p>
+    <w:p>
+      <w:pPr>
+        <w:rPr>
+          <w:lang w:val="en-US"/>
+        </w:rPr>
+      </w:pPr>
+      <w:r>
+        <w:rPr>
+          <w:noProof/>
+          <w:lang w:eastAsia="ru-RU"/>
+        </w:rPr>
+        <w:drawing>
+          <wp:inline distT="0" distB="0" distL="0" distR="0">
+            <wp:extent cx="5940425" cy="1283750"/>
+            <wp:effectExtent l="19050" t="0" r="3175" b="0"/>
+            <wp:docPr id="71" name="Рисунок 34"/>
+            <wp:cNvGraphicFramePr>
+              <a:graphicFrameLocks xmlns:a="http://schemas.openxmlformats.org/drawingml/2006/main" noChangeAspect="1"/>
+            </wp:cNvGraphicFramePr>
+            <a:graphic xmlns:a="http://schemas.openxmlformats.org/drawingml/2006/main">
+              <a:graphicData uri="http://schemas.openxmlformats.org/drawingml/2006/picture">
+                <pic:pic xmlns:pic="http://schemas.openxmlformats.org/drawingml/2006/picture">
+                  <pic:nvPicPr>
+                    <pic:cNvPr id="0" name="Picture 34"/>
+                    <pic:cNvPicPr>
+                      <a:picLocks noChangeAspect="1" noChangeArrowheads="1"/>
+                    </pic:cNvPicPr>
+                  </pic:nvPicPr>
+                  <pic:blipFill>
+                    <a:blip r:embed="rId81" cstate="print"/>
+                    <a:srcRect/>
+                    <a:stretch>
+                      <a:fillRect/>
+                    </a:stretch>
+                  </pic:blipFill>
+                  <pic:spPr bwMode="auto">
+                    <a:xfrm>
+                      <a:off x="0" y="0"/>
+                      <a:ext cx="5940425" cy="1283750"/>
+                    </a:xfrm>
+                    <a:prstGeom prst="rect">
+                      <a:avLst/>
+                    </a:prstGeom>
+                    <a:noFill/>
+                    <a:ln w="9525">
+                      <a:noFill/>
+                      <a:miter lim="800000"/>
+                      <a:headEnd/>
+                      <a:tailEnd/>
+                    </a:ln>
+                  </pic:spPr>
+                </pic:pic>
+              </a:graphicData>
+            </a:graphic>
+          </wp:inline>
+        </w:drawing>
+      </w:r>
+    </w:p>
+    <w:p>
+      <w:pPr>
+        <w:pStyle w:val="2"/>
+      </w:pPr>
+      <w:r>
+        <w:t>Задание 14</w:t>
+      </w:r>
+    </w:p>
+    <w:p>
+      <w:pPr>
+        <w:rPr>
+          <w:lang/>
+        </w:rPr>
+      </w:pPr>
+      <w:r>
+        <w:rPr>
+          <w:lang/>
+        </w:rPr>
+        <w:t>1. Выведите список процессов</w:t>
+      </w:r>
+    </w:p>
+    <w:p>
+      <w:r>
+        <w:rPr>
+          <w:noProof/>
+          <w:lang w:eastAsia="ru-RU"/>
+        </w:rPr>
+        <w:drawing>
+          <wp:inline distT="0" distB="0" distL="0" distR="0">
+            <wp:extent cx="5940425" cy="2592466"/>
+            <wp:effectExtent l="19050" t="0" r="3175" b="0"/>
+            <wp:docPr id="74" name="Рисунок 37"/>
+            <wp:cNvGraphicFramePr>
+              <a:graphicFrameLocks xmlns:a="http://schemas.openxmlformats.org/drawingml/2006/main" noChangeAspect="1"/>
+            </wp:cNvGraphicFramePr>
+            <a:graphic xmlns:a="http://schemas.openxmlformats.org/drawingml/2006/main">
+              <a:graphicData uri="http://schemas.openxmlformats.org/drawingml/2006/picture">
+                <pic:pic xmlns:pic="http://schemas.openxmlformats.org/drawingml/2006/picture">
+                  <pic:nvPicPr>
+                    <pic:cNvPr id="0" name="Picture 37"/>
+                    <pic:cNvPicPr>
+                      <a:picLocks noChangeAspect="1" noChangeArrowheads="1"/>
+                    </pic:cNvPicPr>
+                  </pic:nvPicPr>
+                  <pic:blipFill>
+                    <a:blip r:embed="rId82" cstate="print"/>
+                    <a:srcRect/>
+                    <a:stretch>
+                      <a:fillRect/>
+                    </a:stretch>
+                  </pic:blipFill>
+                  <pic:spPr bwMode="auto">
+                    <a:xfrm>
+                      <a:off x="0" y="0"/>
+                      <a:ext cx="5940425" cy="2592466"/>
+                    </a:xfrm>
+                    <a:prstGeom prst="rect">
+                      <a:avLst/>
+                    </a:prstGeom>
+                    <a:noFill/>
+                    <a:ln w="9525">
+                      <a:noFill/>
+                      <a:miter lim="800000"/>
+                      <a:headEnd/>
+                      <a:tailEnd/>
+                    </a:ln>
+                  </pic:spPr>
+                </pic:pic>
+              </a:graphicData>
+            </a:graphic>
+          </wp:inline>
+        </w:drawing>
+      </w:r>
+    </w:p>
+    <w:p>
+      <w:pPr>
+        <w:rPr>
+          <w:lang/>
+        </w:rPr>
+      </w:pPr>
+      <w:r>
+        <w:rPr>
+          <w:lang/>
+        </w:rPr>
+        <w:t>2. Определите, какой процесс занимает больше всего памяти</w:t>
+      </w:r>
+    </w:p>
+    <w:p>
+      <w:pPr>
+        <w:rPr>
+          <w:lang/>
+        </w:rPr>
+      </w:pPr>
+      <w:r>
+        <w:rPr>
+          <w:noProof/>
+          <w:lang w:eastAsia="ru-RU"/>
+        </w:rPr>
+        <w:drawing>
+          <wp:inline distT="0" distB="0" distL="0" distR="0">
+            <wp:extent cx="5940425" cy="1221977"/>
+            <wp:effectExtent l="19050" t="0" r="3175" b="0"/>
+            <wp:docPr id="80" name="Рисунок 40"/>
+            <wp:cNvGraphicFramePr>
+              <a:graphicFrameLocks xmlns:a="http://schemas.openxmlformats.org/drawingml/2006/main" noChangeAspect="1"/>
+            </wp:cNvGraphicFramePr>
+            <a:graphic xmlns:a="http://schemas.openxmlformats.org/drawingml/2006/main">
+              <a:graphicData uri="http://schemas.openxmlformats.org/drawingml/2006/picture">
+                <pic:pic xmlns:pic="http://schemas.openxmlformats.org/drawingml/2006/picture">
+                  <pic:nvPicPr>
+                    <pic:cNvPr id="0" name="Picture 40"/>
+                    <pic:cNvPicPr>
+                      <a:picLocks noChangeAspect="1" noChangeArrowheads="1"/>
+                    </pic:cNvPicPr>
+                  </pic:nvPicPr>
+                  <pic:blipFill>
+                    <a:blip r:embed="rId83" cstate="print"/>
+                    <a:srcRect/>
+                    <a:stretch>
+                      <a:fillRect/>
+                    </a:stretch>
+                  </pic:blipFill>
+                  <pic:spPr bwMode="auto">
+                    <a:xfrm>
+                      <a:off x="0" y="0"/>
+                      <a:ext cx="5940425" cy="1221977"/>
+                    </a:xfrm>
+                    <a:prstGeom prst="rect">
+                      <a:avLst/>
+                    </a:prstGeom>
+                    <a:noFill/>
+                    <a:ln w="9525">
+                      <a:noFill/>
+                      <a:miter lim="800000"/>
+                      <a:headEnd/>
+                      <a:tailEnd/>
+                    </a:ln>
+                  </pic:spPr>
+                </pic:pic>
+              </a:graphicData>
+            </a:graphic>
+          </wp:inline>
+        </w:drawing>
+      </w:r>
+    </w:p>
+    <w:p>
+      <w:pPr>
+        <w:rPr>
+          <w:lang/>
+        </w:rPr>
+      </w:pPr>
+    </w:p>
+    <w:p>
+      <w:pPr>
+        <w:rPr>
+          <w:lang/>
+        </w:rPr>
+      </w:pPr>
+      <w:r>
+        <w:rPr>
+          <w:lang/>
+        </w:rPr>
+        <w:lastRenderedPageBreak/>
+        <w:t>3. Определите номер процесса cmd.exe</w:t>
+      </w:r>
+    </w:p>
+    <w:p>
+      <w:pPr>
+        <w:rPr>
+          <w:lang/>
+        </w:rPr>
+      </w:pPr>
+      <w:r>
+        <w:rPr>
+          <w:noProof/>
+          <w:lang w:eastAsia="ru-RU"/>
+        </w:rPr>
+        <w:drawing>
+          <wp:inline distT="0" distB="0" distL="0" distR="0">
+            <wp:extent cx="5940425" cy="940257"/>
+            <wp:effectExtent l="19050" t="0" r="3175" b="0"/>
+            <wp:docPr id="83" name="Рисунок 49"/>
+            <wp:cNvGraphicFramePr>
+              <a:graphicFrameLocks xmlns:a="http://schemas.openxmlformats.org/drawingml/2006/main" noChangeAspect="1"/>
+            </wp:cNvGraphicFramePr>
+            <a:graphic xmlns:a="http://schemas.openxmlformats.org/drawingml/2006/main">
+              <a:graphicData uri="http://schemas.openxmlformats.org/drawingml/2006/picture">
+                <pic:pic xmlns:pic="http://schemas.openxmlformats.org/drawingml/2006/picture">
+                  <pic:nvPicPr>
+                    <pic:cNvPr id="0" name="Picture 49"/>
+                    <pic:cNvPicPr>
+                      <a:picLocks noChangeAspect="1" noChangeArrowheads="1"/>
+                    </pic:cNvPicPr>
+                  </pic:nvPicPr>
+                  <pic:blipFill>
+                    <a:blip r:embed="rId84" cstate="print"/>
+                    <a:srcRect/>
+                    <a:stretch>
+                      <a:fillRect/>
+                    </a:stretch>
+                  </pic:blipFill>
+                  <pic:spPr bwMode="auto">
+                    <a:xfrm>
+                      <a:off x="0" y="0"/>
+                      <a:ext cx="5940425" cy="940257"/>
+                    </a:xfrm>
+                    <a:prstGeom prst="rect">
+                      <a:avLst/>
+                    </a:prstGeom>
+                    <a:noFill/>
+                    <a:ln w="9525">
+                      <a:noFill/>
+                      <a:miter lim="800000"/>
+                      <a:headEnd/>
+                      <a:tailEnd/>
+                    </a:ln>
+                  </pic:spPr>
+                </pic:pic>
+              </a:graphicData>
+            </a:graphic>
+          </wp:inline>
+        </w:drawing>
+      </w:r>
+    </w:p>
+    <w:p>
+      <w:pPr>
+        <w:rPr>
+          <w:lang/>
+        </w:rPr>
+      </w:pPr>
+      <w:r>
+        <w:rPr>
+          <w:lang/>
+        </w:rPr>
+        <w:t>4. Запустите второе командное окно</w:t>
+      </w:r>
+    </w:p>
+    <w:p>
+      <w:pPr>
+        <w:rPr>
+          <w:lang/>
+        </w:rPr>
+      </w:pPr>
+      <w:r>
+        <w:rPr>
+          <w:noProof/>
+          <w:lang w:eastAsia="ru-RU"/>
+        </w:rPr>
+        <w:drawing>
+          <wp:inline distT="0" distB="0" distL="0" distR="0">
+            <wp:extent cx="2950210" cy="540385"/>
+            <wp:effectExtent l="19050" t="0" r="2540" b="0"/>
+            <wp:docPr id="81" name="Рисунок 43"/>
+            <wp:cNvGraphicFramePr>
+              <a:graphicFrameLocks xmlns:a="http://schemas.openxmlformats.org/drawingml/2006/main" noChangeAspect="1"/>
+            </wp:cNvGraphicFramePr>
+            <a:graphic xmlns:a="http://schemas.openxmlformats.org/drawingml/2006/main">
+              <a:graphicData uri="http://schemas.openxmlformats.org/drawingml/2006/picture">
+                <pic:pic xmlns:pic="http://schemas.openxmlformats.org/drawingml/2006/picture">
+                  <pic:nvPicPr>
+                    <pic:cNvPr id="0" name="Picture 43"/>
+                    <pic:cNvPicPr>
+                      <a:picLocks noChangeAspect="1" noChangeArrowheads="1"/>
+                    </pic:cNvPicPr>
+                  </pic:nvPicPr>
+                  <pic:blipFill>
+                    <a:blip r:embed="rId85" cstate="print"/>
+                    <a:srcRect/>
+                    <a:stretch>
+                      <a:fillRect/>
+                    </a:stretch>
+                  </pic:blipFill>
+                  <pic:spPr bwMode="auto">
+                    <a:xfrm>
+                      <a:off x="0" y="0"/>
+                      <a:ext cx="2950210" cy="540385"/>
+                    </a:xfrm>
+                    <a:prstGeom prst="rect">
+                      <a:avLst/>
+                    </a:prstGeom>
+                    <a:noFill/>
+                    <a:ln w="9525">
+                      <a:noFill/>
+                      <a:miter lim="800000"/>
+                      <a:headEnd/>
+                      <a:tailEnd/>
+                    </a:ln>
+                  </pic:spPr>
+                </pic:pic>
+              </a:graphicData>
+            </a:graphic>
+          </wp:inline>
+        </w:drawing>
+      </w:r>
+    </w:p>
+    <w:p>
+      <w:pPr>
+        <w:rPr>
+          <w:lang/>
+        </w:rPr>
+      </w:pPr>
+      <w:r>
+        <w:rPr>
+          <w:lang/>
+        </w:rPr>
+        <w:t>5. Выведите список процессов</w:t>
+      </w:r>
+    </w:p>
+    <w:p>
+      <w:pPr>
+        <w:rPr>
+          <w:lang/>
+        </w:rPr>
+      </w:pPr>
+      <w:r>
+        <w:rPr>
+          <w:noProof/>
+          <w:lang w:eastAsia="ru-RU"/>
+        </w:rPr>
+        <w:drawing>
+          <wp:inline distT="0" distB="0" distL="0" distR="0">
+            <wp:extent cx="5940425" cy="1943750"/>
+            <wp:effectExtent l="19050" t="0" r="3175" b="0"/>
+            <wp:docPr id="84" name="Рисунок 52"/>
+            <wp:cNvGraphicFramePr>
+              <a:graphicFrameLocks xmlns:a="http://schemas.openxmlformats.org/drawingml/2006/main" noChangeAspect="1"/>
+            </wp:cNvGraphicFramePr>
+            <a:graphic xmlns:a="http://schemas.openxmlformats.org/drawingml/2006/main">
+              <a:graphicData uri="http://schemas.openxmlformats.org/drawingml/2006/picture">
+                <pic:pic xmlns:pic="http://schemas.openxmlformats.org/drawingml/2006/picture">
+                  <pic:nvPicPr>
+                    <pic:cNvPr id="0" name="Picture 52"/>
+                    <pic:cNvPicPr>
+                      <a:picLocks noChangeAspect="1" noChangeArrowheads="1"/>
+                    </pic:cNvPicPr>
+                  </pic:nvPicPr>
+                  <pic:blipFill>
+                    <a:blip r:embed="rId86" cstate="print"/>
+                    <a:srcRect/>
+                    <a:stretch>
+                      <a:fillRect/>
+                    </a:stretch>
+                  </pic:blipFill>
+                  <pic:spPr bwMode="auto">
+                    <a:xfrm>
+                      <a:off x="0" y="0"/>
+                      <a:ext cx="5940425" cy="1943750"/>
+                    </a:xfrm>
+                    <a:prstGeom prst="rect">
+                      <a:avLst/>
+                    </a:prstGeom>
+                    <a:noFill/>
+                    <a:ln w="9525">
+                      <a:noFill/>
+                      <a:miter lim="800000"/>
+                      <a:headEnd/>
+                      <a:tailEnd/>
+                    </a:ln>
+                  </pic:spPr>
+                </pic:pic>
+              </a:graphicData>
+            </a:graphic>
+          </wp:inline>
+        </w:drawing>
+      </w:r>
+    </w:p>
+    <w:p>
+      <w:pPr>
+        <w:rPr>
+          <w:lang/>
+        </w:rPr>
+      </w:pPr>
+      <w:r>
+        <w:rPr>
+          <w:lang/>
+        </w:rPr>
+        <w:t>6. Определите номер второго процесса cmd.exe</w:t>
+      </w:r>
+    </w:p>
+    <w:p>
+      <w:r>
+        <w:rPr>
+          <w:noProof/>
+          <w:lang w:eastAsia="ru-RU"/>
+        </w:rPr>
+        <w:drawing>
+          <wp:inline distT="0" distB="0" distL="0" distR="0">
+            <wp:extent cx="5940425" cy="1028877"/>
+            <wp:effectExtent l="19050" t="0" r="3175" b="0"/>
+            <wp:docPr id="86" name="Рисунок 58"/>
+            <wp:cNvGraphicFramePr>
+              <a:graphicFrameLocks xmlns:a="http://schemas.openxmlformats.org/drawingml/2006/main" noChangeAspect="1"/>
+            </wp:cNvGraphicFramePr>
+            <a:graphic xmlns:a="http://schemas.openxmlformats.org/drawingml/2006/main">
+              <a:graphicData uri="http://schemas.openxmlformats.org/drawingml/2006/picture">
+                <pic:pic xmlns:pic="http://schemas.openxmlformats.org/drawingml/2006/picture">
+                  <pic:nvPicPr>
+                    <pic:cNvPr id="0" name="Picture 58"/>
+                    <pic:cNvPicPr>
+                      <a:picLocks noChangeAspect="1" noChangeArrowheads="1"/>
+                    </pic:cNvPicPr>
+                  </pic:nvPicPr>
+                  <pic:blipFill>
+                    <a:blip r:embed="rId87" cstate="print"/>
+                    <a:srcRect/>
+                    <a:stretch>
+                      <a:fillRect/>
+                    </a:stretch>
+                  </pic:blipFill>
+                  <pic:spPr bwMode="auto">
+                    <a:xfrm>
+                      <a:off x="0" y="0"/>
+                      <a:ext cx="5940425" cy="1028877"/>
+                    </a:xfrm>
+                    <a:prstGeom prst="rect">
+                      <a:avLst/>
+                    </a:prstGeom>
+                    <a:noFill/>
+                    <a:ln w="9525">
+                      <a:noFill/>
+                      <a:miter lim="800000"/>
+                      <a:headEnd/>
+                      <a:tailEnd/>
+                    </a:ln>
+                  </pic:spPr>
+                </pic:pic>
+              </a:graphicData>
+            </a:graphic>
+          </wp:inline>
+        </w:drawing>
+      </w:r>
+    </w:p>
+    <w:p>
+      <w:r>
+        <w:rPr>
+          <w:lang/>
+        </w:rPr>
+        <w:t>7. Определите, сколько памяти занимает каждый процесс cmd.exe</w:t>
+      </w:r>
+    </w:p>
+    <w:p>
+      <w:r>
+        <w:rPr>
+          <w:noProof/>
+          <w:lang w:eastAsia="ru-RU"/>
+        </w:rPr>
+        <w:drawing>
+          <wp:inline distT="0" distB="0" distL="0" distR="0">
+            <wp:extent cx="5940425" cy="1426171"/>
+            <wp:effectExtent l="19050" t="0" r="3175" b="0"/>
+            <wp:docPr id="87" name="Рисунок 61"/>
+            <wp:cNvGraphicFramePr>
+              <a:graphicFrameLocks xmlns:a="http://schemas.openxmlformats.org/drawingml/2006/main" noChangeAspect="1"/>
+            </wp:cNvGraphicFramePr>
+            <a:graphic xmlns:a="http://schemas.openxmlformats.org/drawingml/2006/main">
+              <a:graphicData uri="http://schemas.openxmlformats.org/drawingml/2006/picture">
+                <pic:pic xmlns:pic="http://schemas.openxmlformats.org/drawingml/2006/picture">
+                  <pic:nvPicPr>
+                    <pic:cNvPr id="0" name="Picture 61"/>
+                    <pic:cNvPicPr>
+                      <a:picLocks noChangeAspect="1" noChangeArrowheads="1"/>
+                    </pic:cNvPicPr>
+                  </pic:nvPicPr>
+                  <pic:blipFill>
+                    <a:blip r:embed="rId88" cstate="print"/>
+                    <a:srcRect/>
+                    <a:stretch>
+                      <a:fillRect/>
+                    </a:stretch>
+                  </pic:blipFill>
+                  <pic:spPr bwMode="auto">
+                    <a:xfrm>
+                      <a:off x="0" y="0"/>
+                      <a:ext cx="5940425" cy="1426171"/>
+                    </a:xfrm>
+                    <a:prstGeom prst="rect">
+                      <a:avLst/>
+                    </a:prstGeom>
+                    <a:noFill/>
+                    <a:ln w="9525">
+                      <a:noFill/>
+                      <a:miter lim="800000"/>
+                      <a:headEnd/>
+                      <a:tailEnd/>
+                    </a:ln>
+                  </pic:spPr>
+                </pic:pic>
+              </a:graphicData>
+            </a:graphic>
+          </wp:inline>
+        </w:drawing>
+      </w:r>
+    </w:p>
+    <w:p>
+      <w:pPr>
+        <w:rPr>
+          <w:lang w:val="en-US"/>
+        </w:rPr>
+      </w:pPr>
+      <w:r>
+        <w:rPr>
+          <w:lang/>
+        </w:rPr>
+        <w:lastRenderedPageBreak/>
+        <w:t>8. Введите в первом командном окне несколько команд</w:t>
+      </w:r>
+    </w:p>
+    <w:p>
+      <w:pPr>
+        <w:rPr>
+          <w:lang w:val="en-US"/>
+        </w:rPr>
+      </w:pPr>
+      <w:r>
+        <w:rPr>
+          <w:noProof/>
+          <w:lang w:eastAsia="ru-RU"/>
+        </w:rPr>
+        <w:drawing>
+          <wp:inline distT="0" distB="0" distL="0" distR="0">
+            <wp:extent cx="5940425" cy="2317011"/>
+            <wp:effectExtent l="19050" t="0" r="3175" b="0"/>
+            <wp:docPr id="91" name="Рисунок 73"/>
+            <wp:cNvGraphicFramePr>
+              <a:graphicFrameLocks xmlns:a="http://schemas.openxmlformats.org/drawingml/2006/main" noChangeAspect="1"/>
+            </wp:cNvGraphicFramePr>
+            <a:graphic xmlns:a="http://schemas.openxmlformats.org/drawingml/2006/main">
+              <a:graphicData uri="http://schemas.openxmlformats.org/drawingml/2006/picture">
+                <pic:pic xmlns:pic="http://schemas.openxmlformats.org/drawingml/2006/picture">
+                  <pic:nvPicPr>
+                    <pic:cNvPr id="0" name="Picture 73"/>
+                    <pic:cNvPicPr>
+                      <a:picLocks noChangeAspect="1" noChangeArrowheads="1"/>
+                    </pic:cNvPicPr>
+                  </pic:nvPicPr>
+                  <pic:blipFill>
+                    <a:blip r:embed="rId89" cstate="print"/>
+                    <a:srcRect/>
+                    <a:stretch>
+                      <a:fillRect/>
+                    </a:stretch>
+                  </pic:blipFill>
+                  <pic:spPr bwMode="auto">
+                    <a:xfrm>
+                      <a:off x="0" y="0"/>
+                      <a:ext cx="5940425" cy="2317011"/>
+                    </a:xfrm>
+                    <a:prstGeom prst="rect">
+                      <a:avLst/>
+                    </a:prstGeom>
+                    <a:noFill/>
+                    <a:ln w="9525">
+                      <a:noFill/>
+                      <a:miter lim="800000"/>
+                      <a:headEnd/>
+                      <a:tailEnd/>
+                    </a:ln>
+                  </pic:spPr>
+                </pic:pic>
+              </a:graphicData>
+            </a:graphic>
+          </wp:inline>
+        </w:drawing>
+      </w:r>
+    </w:p>
+    <w:p>
+      <w:pPr>
+        <w:rPr>
+          <w:lang w:val="en-US"/>
+        </w:rPr>
+      </w:pPr>
+      <w:r>
+        <w:rPr>
+          <w:lang/>
+        </w:rPr>
+        <w:t>9. Выведите список процессов</w:t>
+      </w:r>
+    </w:p>
+    <w:p>
+      <w:pPr>
+        <w:rPr>
+          <w:lang w:val="en-US"/>
+        </w:rPr>
+      </w:pPr>
+      <w:r>
+        <w:rPr>
+          <w:lang w:val="en-US"/>
+        </w:rPr>
+        <w:drawing>
+          <wp:inline distT="0" distB="0" distL="0" distR="0">
+            <wp:extent cx="5940425" cy="2592466"/>
+            <wp:effectExtent l="19050" t="0" r="3175" b="0"/>
+            <wp:docPr id="92" name="Рисунок 37"/>
+            <wp:cNvGraphicFramePr>
+              <a:graphicFrameLocks xmlns:a="http://schemas.openxmlformats.org/drawingml/2006/main" noChangeAspect="1"/>
+            </wp:cNvGraphicFramePr>
+            <a:graphic xmlns:a="http://schemas.openxmlformats.org/drawingml/2006/main">
+              <a:graphicData uri="http://schemas.openxmlformats.org/drawingml/2006/picture">
+                <pic:pic xmlns:pic="http://schemas.openxmlformats.org/drawingml/2006/picture">
+                  <pic:nvPicPr>
+                    <pic:cNvPr id="0" name="Picture 37"/>
+                    <pic:cNvPicPr>
+                      <a:picLocks noChangeAspect="1" noChangeArrowheads="1"/>
+                    </pic:cNvPicPr>
+                  </pic:nvPicPr>
+                  <pic:blipFill>
+                    <a:blip r:embed="rId82" cstate="print"/>
+                    <a:srcRect/>
+                    <a:stretch>
+                      <a:fillRect/>
+                    </a:stretch>
+                  </pic:blipFill>
+                  <pic:spPr bwMode="auto">
+                    <a:xfrm>
+                      <a:off x="0" y="0"/>
+                      <a:ext cx="5940425" cy="2592466"/>
+                    </a:xfrm>
+                    <a:prstGeom prst="rect">
+                      <a:avLst/>
+                    </a:prstGeom>
+                    <a:noFill/>
+                    <a:ln w="9525">
+                      <a:noFill/>
+                      <a:miter lim="800000"/>
+                      <a:headEnd/>
+                      <a:tailEnd/>
+                    </a:ln>
+                  </pic:spPr>
+                </pic:pic>
+              </a:graphicData>
+            </a:graphic>
+          </wp:inline>
+        </w:drawing>
+      </w:r>
+    </w:p>
+    <w:p>
+      <w:pPr>
+        <w:rPr>
+          <w:lang w:val="en-US"/>
+        </w:rPr>
+      </w:pPr>
+      <w:r>
+        <w:rPr>
+          <w:lang/>
+        </w:rPr>
+        <w:t>10. Определите, сколько памяти занимает каждый процесс cmd.exe</w:t>
+      </w:r>
+    </w:p>
+    <w:p>
+      <w:pPr>
+        <w:rPr>
+          <w:lang w:val="en-US"/>
+        </w:rPr>
+      </w:pPr>
+      <w:r>
+        <w:rPr>
+          <w:noProof/>
+          <w:lang w:eastAsia="ru-RU"/>
+        </w:rPr>
+        <w:drawing>
+          <wp:inline distT="0" distB="0" distL="0" distR="0">
+            <wp:extent cx="5940425" cy="1488215"/>
+            <wp:effectExtent l="19050" t="0" r="3175" b="0"/>
+            <wp:docPr id="89" name="Рисунок 67"/>
+            <wp:cNvGraphicFramePr>
+              <a:graphicFrameLocks xmlns:a="http://schemas.openxmlformats.org/drawingml/2006/main" noChangeAspect="1"/>
+            </wp:cNvGraphicFramePr>
+            <a:graphic xmlns:a="http://schemas.openxmlformats.org/drawingml/2006/main">
+              <a:graphicData uri="http://schemas.openxmlformats.org/drawingml/2006/picture">
+                <pic:pic xmlns:pic="http://schemas.openxmlformats.org/drawingml/2006/picture">
+                  <pic:nvPicPr>
+                    <pic:cNvPr id="0" name="Picture 67"/>
+                    <pic:cNvPicPr>
+                      <a:picLocks noChangeAspect="1" noChangeArrowheads="1"/>
+                    </pic:cNvPicPr>
+                  </pic:nvPicPr>
+                  <pic:blipFill>
+                    <a:blip r:embed="rId90" cstate="print"/>
+                    <a:srcRect/>
+                    <a:stretch>
+                      <a:fillRect/>
+                    </a:stretch>
+                  </pic:blipFill>
+                  <pic:spPr bwMode="auto">
+                    <a:xfrm>
+                      <a:off x="0" y="0"/>
+                      <a:ext cx="5940425" cy="1488215"/>
+                    </a:xfrm>
+                    <a:prstGeom prst="rect">
+                      <a:avLst/>
+                    </a:prstGeom>
+                    <a:noFill/>
+                    <a:ln w="9525">
+                      <a:noFill/>
+                      <a:miter lim="800000"/>
+                      <a:headEnd/>
+                      <a:tailEnd/>
+                    </a:ln>
+                  </pic:spPr>
+                </pic:pic>
+              </a:graphicData>
+            </a:graphic>
+          </wp:inline>
+        </w:drawing>
+      </w:r>
+    </w:p>
+    <w:p>
+      <w:pPr>
+        <w:rPr>
+          <w:lang w:val="en-US"/>
+        </w:rPr>
+      </w:pPr>
+      <w:r>
+        <w:rPr>
+          <w:lang/>
+        </w:rPr>
+        <w:t>11. Остановите процесс cmd.exe, который занимает больше памяти</w:t>
+      </w:r>
+    </w:p>
+    <w:p>
+      <w:pPr>
+        <w:rPr>
+          <w:lang w:val="en-US"/>
+        </w:rPr>
+      </w:pPr>
+      <w:r>
+        <w:rPr>
+          <w:noProof/>
+          <w:lang w:eastAsia="ru-RU"/>
+        </w:rPr>
+        <w:lastRenderedPageBreak/>
+        <w:drawing>
+          <wp:inline distT="0" distB="0" distL="0" distR="0">
+            <wp:extent cx="5940425" cy="687108"/>
+            <wp:effectExtent l="19050" t="0" r="3175" b="0"/>
+            <wp:docPr id="90" name="Рисунок 70"/>
+            <wp:cNvGraphicFramePr>
+              <a:graphicFrameLocks xmlns:a="http://schemas.openxmlformats.org/drawingml/2006/main" noChangeAspect="1"/>
+            </wp:cNvGraphicFramePr>
+            <a:graphic xmlns:a="http://schemas.openxmlformats.org/drawingml/2006/main">
+              <a:graphicData uri="http://schemas.openxmlformats.org/drawingml/2006/picture">
+                <pic:pic xmlns:pic="http://schemas.openxmlformats.org/drawingml/2006/picture">
+                  <pic:nvPicPr>
+                    <pic:cNvPr id="0" name="Picture 70"/>
+                    <pic:cNvPicPr>
+                      <a:picLocks noChangeAspect="1" noChangeArrowheads="1"/>
+                    </pic:cNvPicPr>
+                  </pic:nvPicPr>
+                  <pic:blipFill>
+                    <a:blip r:embed="rId91" cstate="print"/>
+                    <a:srcRect/>
+                    <a:stretch>
+                      <a:fillRect/>
+                    </a:stretch>
+                  </pic:blipFill>
+                  <pic:spPr bwMode="auto">
+                    <a:xfrm>
+                      <a:off x="0" y="0"/>
+                      <a:ext cx="5940425" cy="687108"/>
+                    </a:xfrm>
+                    <a:prstGeom prst="rect">
+                      <a:avLst/>
+                    </a:prstGeom>
+                    <a:noFill/>
+                    <a:ln w="9525">
+                      <a:noFill/>
+                      <a:miter lim="800000"/>
+                      <a:headEnd/>
+                      <a:tailEnd/>
+                    </a:ln>
+                  </pic:spPr>
+                </pic:pic>
+              </a:graphicData>
+            </a:graphic>
+          </wp:inline>
+        </w:drawing>
+      </w:r>
+    </w:p>
+    <w:p>
+      <w:pPr>
+        <w:rPr>
+          <w:lang w:val="en-US"/>
+        </w:rPr>
+      </w:pPr>
+      <w:r>
+        <w:rPr>
+          <w:lang/>
+        </w:rPr>
+        <w:t>12. Выведите список процессов</w:t>
+      </w:r>
+    </w:p>
+    <w:p>
+      <w:pPr>
+        <w:rPr>
+          <w:lang w:val="en-US"/>
+        </w:rPr>
+      </w:pPr>
+      <w:r>
+        <w:rPr>
+          <w:lang w:val="en-US"/>
+        </w:rPr>
+        <w:drawing>
+          <wp:inline distT="0" distB="0" distL="0" distR="0">
+            <wp:extent cx="5940425" cy="2592466"/>
+            <wp:effectExtent l="19050" t="0" r="3175" b="0"/>
+            <wp:docPr id="93" name="Рисунок 37"/>
+            <wp:cNvGraphicFramePr>
+              <a:graphicFrameLocks xmlns:a="http://schemas.openxmlformats.org/drawingml/2006/main" noChangeAspect="1"/>
+            </wp:cNvGraphicFramePr>
+            <a:graphic xmlns:a="http://schemas.openxmlformats.org/drawingml/2006/main">
+              <a:graphicData uri="http://schemas.openxmlformats.org/drawingml/2006/picture">
+                <pic:pic xmlns:pic="http://schemas.openxmlformats.org/drawingml/2006/picture">
+                  <pic:nvPicPr>
+                    <pic:cNvPr id="0" name="Picture 37"/>
+                    <pic:cNvPicPr>
+                      <a:picLocks noChangeAspect="1" noChangeArrowheads="1"/>
+                    </pic:cNvPicPr>
+                  </pic:nvPicPr>
+                  <pic:blipFill>
+                    <a:blip r:embed="rId82" cstate="print"/>
+                    <a:srcRect/>
+                    <a:stretch>
+                      <a:fillRect/>
+                    </a:stretch>
+                  </pic:blipFill>
+                  <pic:spPr bwMode="auto">
+                    <a:xfrm>
+                      <a:off x="0" y="0"/>
+                      <a:ext cx="5940425" cy="2592466"/>
+                    </a:xfrm>
+                    <a:prstGeom prst="rect">
+                      <a:avLst/>
+                    </a:prstGeom>
+                    <a:noFill/>
+                    <a:ln w="9525">
+                      <a:noFill/>
+                      <a:miter lim="800000"/>
+                      <a:headEnd/>
+                      <a:tailEnd/>
+                    </a:ln>
+                  </pic:spPr>
+                </pic:pic>
+              </a:graphicData>
+            </a:graphic>
+          </wp:inline>
+        </w:drawing>
+      </w:r>
+    </w:p>
+    <w:p>
+      <w:pPr>
+        <w:rPr>
+          <w:lang w:val="en-US"/>
+        </w:rPr>
+      </w:pPr>
+      <w:r>
+        <w:rPr>
+          <w:lang/>
+        </w:rPr>
+        <w:t>13. Убедитесь, что запущен только один процесс cmd.exe</w:t>
+      </w:r>
+    </w:p>
+    <w:p>
+      <w:pPr>
+        <w:rPr>
+          <w:lang w:val="en-US"/>
+        </w:rPr>
+      </w:pPr>
+      <w:r>
+        <w:rPr>
+          <w:noProof/>
+          <w:lang w:eastAsia="ru-RU"/>
+        </w:rPr>
+        <w:drawing>
+          <wp:inline distT="0" distB="0" distL="0" distR="0">
+            <wp:extent cx="11135995" cy="809625"/>
+            <wp:effectExtent l="19050" t="0" r="8255" b="0"/>
+            <wp:docPr id="94" name="Рисунок 2"/>
+            <wp:cNvGraphicFramePr>
+              <a:graphicFrameLocks xmlns:a="http://schemas.openxmlformats.org/drawingml/2006/main" noChangeAspect="1"/>
+            </wp:cNvGraphicFramePr>
+            <a:graphic xmlns:a="http://schemas.openxmlformats.org/drawingml/2006/main">
+              <a:graphicData uri="http://schemas.openxmlformats.org/drawingml/2006/picture">
+                <pic:pic xmlns:pic="http://schemas.openxmlformats.org/drawingml/2006/picture">
+                  <pic:nvPicPr>
+                    <pic:cNvPr id="0" name="Picture 2"/>
+                    <pic:cNvPicPr>
+                      <a:picLocks noChangeAspect="1" noChangeArrowheads="1"/>
+                    </pic:cNvPicPr>
+                  </pic:nvPicPr>
+                  <pic:blipFill>
+                    <a:blip r:embed="rId92" cstate="print"/>
+                    <a:srcRect/>
+                    <a:stretch>
+                      <a:fillRect/>
+                    </a:stretch>
+                  </pic:blipFill>
+                  <pic:spPr bwMode="auto">
+                    <a:xfrm>
+                      <a:off x="0" y="0"/>
+                      <a:ext cx="11135995" cy="809625"/>
+                    </a:xfrm>
+                    <a:prstGeom prst="rect">
+                      <a:avLst/>
+                    </a:prstGeom>
+                    <a:noFill/>
+                  </pic:spPr>
+                </pic:pic>
+              </a:graphicData>
+            </a:graphic>
+          </wp:inline>
+        </w:drawing>
+      </w:r>
+    </w:p>
+    <w:p>
+      <w:pPr>
+        <w:rPr>
+          <w:lang/>
+        </w:rPr>
+      </w:pPr>
+      <w:r>
+        <w:rPr>
+          <w:lang/>
+        </w:rPr>
+        <w:t>14. Удалите все файлы и каталоги, созданные за время выполнения лабораторной работы</w:t>
+      </w:r>
+    </w:p>
     <w:sectPr>
       <w:pgSz w:w="11906" w:h="16838"/>
       <w:pgMar w:top="1134" w:right="850" w:bottom="1134" w:left="1701" w:header="708" w:footer="708" w:gutter="0"/>
@@ -5029,7 +7691,7 @@
 </file>
 
 <file path=word/numbering.xml><?xml version="1.0" encoding="utf-8"?>
-<w:numbering xmlns:wpc="http://schemas.microsoft.com/office/word/2010/wordprocessingCanvas" xmlns:mc="http://schemas.openxmlformats.org/markup-compatibility/2006" xmlns:o="urn:schemas-microsoft-com:office:office" xmlns:r="http://schemas.openxmlformats.org/officeDocument/2006/relationships" xmlns:m="http://schemas.openxmlformats.org/officeDocument/2006/math" xmlns:v="urn:schemas-microsoft-com:vml" xmlns:wp14="http://schemas.microsoft.com/office/word/2010/wordprocessingDrawing" xmlns:wp="http://schemas.openxmlformats.org/drawingml/2006/wordprocessingDrawing" xmlns:w10="urn:schemas-microsoft-com:office:word" xmlns:w="http://schemas.openxmlformats.org/wordprocessingml/2006/main" xmlns:w14="http://schemas.microsoft.com/office/word/2010/wordml" xmlns:wpg="http://schemas.microsoft.com/office/word/2010/wordprocessingGroup" xmlns:wpi="http://schemas.microsoft.com/office/word/2010/wordprocessingInk" xmlns:wne="http://schemas.microsoft.com/office/word/2006/wordml" xmlns:wps="http://schemas.microsoft.com/office/word/2010/wordprocessingShape" mc:Ignorable="w14 wp14">
+<w:numbering xmlns:ve="http://schemas.openxmlformats.org/markup-compatibility/2006" xmlns:o="urn:schemas-microsoft-com:office:office" xmlns:r="http://schemas.openxmlformats.org/officeDocument/2006/relationships" xmlns:m="http://schemas.openxmlformats.org/officeDocument/2006/math" xmlns:v="urn:schemas-microsoft-com:vml" xmlns:wp="http://schemas.openxmlformats.org/drawingml/2006/wordprocessingDrawing" xmlns:w10="urn:schemas-microsoft-com:office:word" xmlns:w="http://schemas.openxmlformats.org/wordprocessingml/2006/main" xmlns:wne="http://schemas.microsoft.com/office/word/2006/wordml">
   <w:abstractNum w:abstractNumId="0">
     <w:nsid w:val="299C6FFA"/>
     <w:multiLevelType w:val="hybridMultilevel"/>
@@ -5126,7 +7788,7 @@
 </file>
 
 <file path=word/styles.xml><?xml version="1.0" encoding="utf-8"?>
-<w:styles xmlns:mc="http://schemas.openxmlformats.org/markup-compatibility/2006" xmlns:r="http://schemas.openxmlformats.org/officeDocument/2006/relationships" xmlns:w="http://schemas.openxmlformats.org/wordprocessingml/2006/main" xmlns:w14="http://schemas.microsoft.com/office/word/2010/wordml" mc:Ignorable="w14">
+<w:styles xmlns:r="http://schemas.openxmlformats.org/officeDocument/2006/relationships" xmlns:w="http://schemas.openxmlformats.org/wordprocessingml/2006/main">
   <w:docDefaults>
     <w:rPrDefault>
       <w:rPr>
@@ -5376,6 +8038,7 @@
     <w:uiPriority w:val="99"/>
     <w:semiHidden/>
     <w:unhideWhenUsed/>
+    <w:qFormat/>
     <w:tblPr>
       <w:tblInd w:w="0" w:type="dxa"/>
       <w:tblCellMar>
@@ -5406,7 +8069,6 @@
       <w:szCs w:val="24"/>
     </w:rPr>
     <w:tblPr>
-      <w:tblInd w:w="0" w:type="nil"/>
       <w:tblBorders>
         <w:top w:val="single" w:sz="4" w:space="0" w:color="auto"/>
         <w:left w:val="single" w:sz="4" w:space="0" w:color="auto"/>
@@ -5415,6 +8077,12 @@
         <w:insideH w:val="single" w:sz="4" w:space="0" w:color="auto"/>
         <w:insideV w:val="single" w:sz="4" w:space="0" w:color="auto"/>
       </w:tblBorders>
+      <w:tblCellMar>
+        <w:top w:w="0" w:type="dxa"/>
+        <w:left w:w="108" w:type="dxa"/>
+        <w:bottom w:w="0" w:type="dxa"/>
+        <w:right w:w="108" w:type="dxa"/>
+      </w:tblCellMar>
     </w:tblPr>
   </w:style>
   <w:style w:type="paragraph" w:styleId="a4">
@@ -5501,6 +8169,73 @@
       <w:ind w:left="720"/>
       <w:contextualSpacing/>
     </w:pPr>
+  </w:style>
+  <w:style w:type="paragraph" w:styleId="a7">
+    <w:name w:val="TOC Heading"/>
+    <w:basedOn w:val="1"/>
+    <w:next w:val="a"/>
+    <w:uiPriority w:val="39"/>
+    <w:semiHidden/>
+    <w:unhideWhenUsed/>
+    <w:qFormat/>
+    <w:rsid w:val="00B64ABB"/>
+    <w:pPr>
+      <w:jc w:val="left"/>
+      <w:outlineLvl w:val="9"/>
+    </w:pPr>
+    <w:rPr>
+      <w:rFonts w:asciiTheme="majorHAnsi" w:hAnsiTheme="majorHAnsi"/>
+      <w:color w:val="365F91" w:themeColor="accent1" w:themeShade="BF"/>
+      <w:kern w:val="0"/>
+      <w:sz w:val="28"/>
+    </w:rPr>
+  </w:style>
+  <w:style w:type="paragraph" w:styleId="11">
+    <w:name w:val="toc 1"/>
+    <w:basedOn w:val="a"/>
+    <w:next w:val="a"/>
+    <w:autoRedefine/>
+    <w:uiPriority w:val="39"/>
+    <w:unhideWhenUsed/>
+    <w:rsid w:val="00B64ABB"/>
+    <w:pPr>
+      <w:spacing w:after="100"/>
+    </w:pPr>
+  </w:style>
+  <w:style w:type="paragraph" w:styleId="21">
+    <w:name w:val="toc 2"/>
+    <w:basedOn w:val="a"/>
+    <w:next w:val="a"/>
+    <w:autoRedefine/>
+    <w:uiPriority w:val="39"/>
+    <w:unhideWhenUsed/>
+    <w:rsid w:val="00B64ABB"/>
+    <w:pPr>
+      <w:spacing w:after="100"/>
+      <w:ind w:left="320"/>
+    </w:pPr>
+  </w:style>
+  <w:style w:type="character" w:styleId="a8">
+    <w:name w:val="Hyperlink"/>
+    <w:basedOn w:val="a0"/>
+    <w:uiPriority w:val="99"/>
+    <w:unhideWhenUsed/>
+    <w:rsid w:val="00B64ABB"/>
+    <w:rPr>
+      <w:color w:val="0000FF" w:themeColor="hyperlink"/>
+      <w:u w:val="single"/>
+    </w:rPr>
+  </w:style>
+  <w:style w:type="paragraph" w:customStyle="1" w:styleId="normal">
+    <w:name w:val="normal"/>
+    <w:rsid w:val="004F697B"/>
+    <w:pPr>
+      <w:spacing w:after="0"/>
+    </w:pPr>
+    <w:rPr>
+      <w:rFonts w:ascii="Arial" w:eastAsia="Arial" w:hAnsi="Arial" w:cs="Arial"/>
+      <w:lang w:eastAsia="ru-RU"/>
+    </w:rPr>
   </w:style>
 </w:styles>
 </file>
@@ -6168,4 +8903,16 @@
   <a:objectDefaults/>
   <a:extraClrSchemeLst/>
 </a:theme>
+</file>
+
+<file path=customXml/item1.xml><?xml version="1.0" encoding="utf-8"?>
+<b:Sources xmlns:b="http://schemas.openxmlformats.org/officeDocument/2006/bibliography" xmlns="http://schemas.openxmlformats.org/officeDocument/2006/bibliography" SelectedStyle="\APA.XSL" StyleName="APA"/>
+</file>
+
+<file path=customXml/itemProps1.xml><?xml version="1.0" encoding="utf-8"?>
+<ds:datastoreItem xmlns:ds="http://schemas.openxmlformats.org/officeDocument/2006/customXml" ds:itemID="{4DE4E7FD-2F0F-46BE-9C98-348D2E1F9091}">
+  <ds:schemaRefs>
+    <ds:schemaRef ds:uri="http://schemas.openxmlformats.org/officeDocument/2006/bibliography"/>
+  </ds:schemaRefs>
+</ds:datastoreItem>
 </file>